--- a/docs/upgrades/Sage300SDK_2027_0UpgradeGuide.docx
+++ b/docs/upgrades/Sage300SDK_2027_0UpgradeGuide.docx
@@ -1,6 +1,6 @@
 
 <file path=word/document.xml><?xml version="1.0" encoding="utf-8"?>
-<w:document xmlns:wpc="http://schemas.microsoft.com/office/word/2010/wordprocessingCanvas" xmlns:cx="http://schemas.microsoft.com/office/drawing/2014/chartex" xmlns:cx1="http://schemas.microsoft.com/office/drawing/2015/9/8/chartex" xmlns:cx2="http://schemas.microsoft.com/office/drawing/2015/10/21/chartex" xmlns:cx3="http://schemas.microsoft.com/office/drawing/2016/5/9/chartex" xmlns:cx4="http://schemas.microsoft.com/office/drawing/2016/5/10/chartex" xmlns:cx5="http://schemas.microsoft.com/office/drawing/2016/5/11/chartex" xmlns:cx6="http://schemas.microsoft.com/office/drawing/2016/5/12/chartex" xmlns:cx7="http://schemas.microsoft.com/office/drawing/2016/5/13/chartex" xmlns:cx8="http://schemas.microsoft.com/office/drawing/2016/5/14/chartex" xmlns:mc="http://schemas.openxmlformats.org/markup-compatibility/2006" xmlns:aink="http://schemas.microsoft.com/office/drawing/2016/ink" xmlns:am3d="http://schemas.microsoft.com/office/drawing/2017/model3d" xmlns:o="urn:schemas-microsoft-com:office:office" xmlns:oel="http://schemas.microsoft.com/office/2019/extlst" xmlns:r="http://schemas.openxmlformats.org/officeDocument/2006/relationships" xmlns:m="http://schemas.openxmlformats.org/officeDocument/2006/math" xmlns:v="urn:schemas-microsoft-com:vml" xmlns:wp14="http://schemas.microsoft.com/office/word/2010/wordprocessingDrawing" xmlns:wp="http://schemas.openxmlformats.org/drawingml/2006/wordprocessingDrawing" xmlns:w10="urn:schemas-microsoft-com:office:word" xmlns:w="http://schemas.openxmlformats.org/wordprocessingml/2006/main" xmlns:w14="http://schemas.microsoft.com/office/word/2010/wordml" xmlns:w15="http://schemas.microsoft.com/office/word/2012/wordml" xmlns:w16cex="http://schemas.microsoft.com/office/word/2018/wordml/cex" xmlns:w16cid="http://schemas.microsoft.com/office/word/2016/wordml/cid" xmlns:w16="http://schemas.microsoft.com/office/word/2018/wordml" xmlns:w16du="http://schemas.microsoft.com/office/word/2023/wordml/word16du" xmlns:w16sdtdh="http://schemas.microsoft.com/office/word/2020/wordml/sdtdatahash" xmlns:w16sdtfl="http://schemas.microsoft.com/office/word/2024/wordml/sdtformatlock" xmlns:w16se="http://schemas.microsoft.com/office/word/2015/wordml/symex" xmlns:wpg="http://schemas.microsoft.com/office/word/2010/wordprocessingGroup" xmlns:wpi="http://schemas.microsoft.com/office/word/2010/wordprocessingInk" xmlns:wne="http://schemas.microsoft.com/office/word/2006/wordml" xmlns:wps="http://schemas.microsoft.com/office/word/2010/wordprocessingShape" mc:Ignorable="w14 w15 w16se w16cid w16 w16cex w16sdtdh w16sdtfl w16du wp14">
+<w:document xmlns:wpc="http://schemas.microsoft.com/office/word/2010/wordprocessingCanvas" xmlns:cx="http://schemas.microsoft.com/office/drawing/2014/chartex" xmlns:cx1="http://schemas.microsoft.com/office/drawing/2015/9/8/chartex" xmlns:cx2="http://schemas.microsoft.com/office/drawing/2015/10/21/chartex" xmlns:cx3="http://schemas.microsoft.com/office/drawing/2016/5/9/chartex" xmlns:cx4="http://schemas.microsoft.com/office/drawing/2016/5/10/chartex" xmlns:cx5="http://schemas.microsoft.com/office/drawing/2016/5/11/chartex" xmlns:cx6="http://schemas.microsoft.com/office/drawing/2016/5/12/chartex" xmlns:cx7="http://schemas.microsoft.com/office/drawing/2016/5/13/chartex" xmlns:cx8="http://schemas.microsoft.com/office/drawing/2016/5/14/chartex" xmlns:mc="http://schemas.openxmlformats.org/markup-compatibility/2006" xmlns:aink="http://schemas.microsoft.com/office/drawing/2016/ink" xmlns:am3d="http://schemas.microsoft.com/office/drawing/2017/model3d" xmlns:o="urn:schemas-microsoft-com:office:office" xmlns:oel="http://schemas.microsoft.com/office/2019/extlst" xmlns:r="http://schemas.openxmlformats.org/officeDocument/2006/relationships" xmlns:m="http://schemas.openxmlformats.org/officeDocument/2006/math" xmlns:v="urn:schemas-microsoft-com:vml" xmlns:wp14="http://schemas.microsoft.com/office/word/2010/wordprocessingDrawing" xmlns:wp="http://schemas.openxmlformats.org/drawingml/2006/wordprocessingDrawing" xmlns:w10="urn:schemas-microsoft-com:office:word" xmlns:w="http://schemas.openxmlformats.org/wordprocessingml/2006/main" xmlns:w14="http://schemas.microsoft.com/office/word/2010/wordml" xmlns:w15="http://schemas.microsoft.com/office/word/2012/wordml" xmlns:w16cei="http://schemas.microsoft.com/office/word/2026/wordml/cei" xmlns:w16cex="http://schemas.microsoft.com/office/word/2018/wordml/cex" xmlns:w16cid="http://schemas.microsoft.com/office/word/2016/wordml/cid" xmlns:w16="http://schemas.microsoft.com/office/word/2018/wordml" xmlns:w16du="http://schemas.microsoft.com/office/word/2023/wordml/word16du" xmlns:w16sdtdh="http://schemas.microsoft.com/office/word/2020/wordml/sdtdatahash" xmlns:w16sdtfl="http://schemas.microsoft.com/office/word/2024/wordml/sdtformatlock" xmlns:w16se="http://schemas.microsoft.com/office/word/2015/wordml/symex" xmlns:wpg="http://schemas.microsoft.com/office/word/2010/wordprocessingGroup" xmlns:wpi="http://schemas.microsoft.com/office/word/2010/wordprocessingInk" xmlns:wne="http://schemas.microsoft.com/office/word/2006/wordml" xmlns:wps="http://schemas.microsoft.com/office/word/2010/wordprocessingShape" mc:Ignorable="w14 w15 w16se w16cid w16 w16cex w16sdtdh w16sdtfl w16du wp14">
   <w:body>
     <w:p>
       <w:pPr>
@@ -73,7 +73,7 @@
         </w:sectPr>
       </w:pPr>
       <w:r>
-        <w:t>July</w:t>
+        <w:t>August</w:t>
       </w:r>
       <w:r>
         <w:t xml:space="preserve"> 202</w:t>
@@ -164,23 +164,7 @@
           <w:sz w:val="20"/>
           <w:szCs w:val="20"/>
         </w:rPr>
-        <w:t xml:space="preserve">THE SOFTWARE IS PROVIDED “AS IS”, WITHOUT WARRANTY OF ANY KIND, EXPRESS OR IMPLIED, INCLUDING BUT NOT LIMITED TO THE WARRANTIES OF MERCHANTABILITY, FITNESS FOR A PARTICULAR PURPOSE AND NONINFRINGEMENT. IN NO EVENT SHALL THE AUTHORS OR COPYRIGHT HOLDERS BE LIABLE FOR ANY CLAIM, DAMAGES OR OTHER LIABILITY, WHETHER IN AN ACTION OF CONTRACT, TORT OR OTHERWISE, ARISING FROM, OUT OF OR IN CONNECTION WITH THE SOFTWARE OR </w:t>
-      </w:r>
-      <w:proofErr w:type="gramStart"/>
-      <w:r>
-        <w:rPr>
-          <w:sz w:val="20"/>
-          <w:szCs w:val="20"/>
-        </w:rPr>
-        <w:t>THE USE</w:t>
-      </w:r>
-      <w:proofErr w:type="gramEnd"/>
-      <w:r>
-        <w:rPr>
-          <w:sz w:val="20"/>
-          <w:szCs w:val="20"/>
-        </w:rPr>
-        <w:t xml:space="preserve"> OR OTHER DEALINGS IN THE SOFTWARE.</w:t>
+        <w:t>THE SOFTWARE IS PROVIDED “AS IS”, WITHOUT WARRANTY OF ANY KIND, EXPRESS OR IMPLIED, INCLUDING BUT NOT LIMITED TO THE WARRANTIES OF MERCHANTABILITY, FITNESS FOR A PARTICULAR PURPOSE AND NONINFRINGEMENT. IN NO EVENT SHALL THE AUTHORS OR COPYRIGHT HOLDERS BE LIABLE FOR ANY CLAIM, DAMAGES OR OTHER LIABILITY, WHETHER IN AN ACTION OF CONTRACT, TORT OR OTHERWISE, ARISING FROM, OUT OF OR IN CONNECTION WITH THE SOFTWARE OR THE USE OR OTHER DEALINGS IN THE SOFTWARE.</w:t>
       </w:r>
     </w:p>
     <w:p>
@@ -230,7 +214,7 @@
       <w:r>
         <w:fldChar w:fldCharType="separate"/>
       </w:r>
-      <w:hyperlink w:anchor="_Toc235731623" w:history="1">
+      <w:hyperlink w:anchor="_Toc238651751" w:history="1">
         <w:r>
           <w:rPr>
             <w:rStyle w:val="Hyperlink"/>
@@ -275,7 +259,7 @@
             <w:noProof/>
             <w:webHidden/>
           </w:rPr>
-          <w:instrText xml:space="preserve"> PAGEREF _Toc235731623 \h </w:instrText>
+          <w:instrText xml:space="preserve"> PAGEREF _Toc238651751 \h </w:instrText>
         </w:r>
         <w:r>
           <w:rPr>
@@ -317,7 +301,7 @@
           <w14:ligatures w14:val="standardContextual"/>
         </w:rPr>
       </w:pPr>
-      <w:hyperlink w:anchor="_Toc235731624" w:history="1">
+      <w:hyperlink w:anchor="_Toc238651752" w:history="1">
         <w:r>
           <w:rPr>
             <w:rStyle w:val="Hyperlink"/>
@@ -356,7 +340,7 @@
           <w:rPr>
             <w:webHidden/>
           </w:rPr>
-          <w:instrText xml:space="preserve"> PAGEREF _Toc235731624 \h </w:instrText>
+          <w:instrText xml:space="preserve"> PAGEREF _Toc238651752 \h </w:instrText>
         </w:r>
         <w:r>
           <w:rPr>
@@ -395,7 +379,7 @@
           <w14:ligatures w14:val="standardContextual"/>
         </w:rPr>
       </w:pPr>
-      <w:hyperlink w:anchor="_Toc235731625" w:history="1">
+      <w:hyperlink w:anchor="_Toc238651753" w:history="1">
         <w:r>
           <w:rPr>
             <w:rStyle w:val="Hyperlink"/>
@@ -440,7 +424,7 @@
             <w:noProof/>
             <w:webHidden/>
           </w:rPr>
-          <w:instrText xml:space="preserve"> PAGEREF _Toc235731625 \h </w:instrText>
+          <w:instrText xml:space="preserve"> PAGEREF _Toc238651753 \h </w:instrText>
         </w:r>
         <w:r>
           <w:rPr>
@@ -483,7 +467,7 @@
           <w14:ligatures w14:val="standardContextual"/>
         </w:rPr>
       </w:pPr>
-      <w:hyperlink w:anchor="_Toc235731626" w:history="1">
+      <w:hyperlink w:anchor="_Toc238651754" w:history="1">
         <w:r>
           <w:rPr>
             <w:rStyle w:val="Hyperlink"/>
@@ -528,7 +512,7 @@
             <w:noProof/>
             <w:webHidden/>
           </w:rPr>
-          <w:instrText xml:space="preserve"> PAGEREF _Toc235731626 \h </w:instrText>
+          <w:instrText xml:space="preserve"> PAGEREF _Toc238651754 \h </w:instrText>
         </w:r>
         <w:r>
           <w:rPr>
@@ -571,7 +555,7 @@
           <w14:ligatures w14:val="standardContextual"/>
         </w:rPr>
       </w:pPr>
-      <w:hyperlink w:anchor="_Toc235731627" w:history="1">
+      <w:hyperlink w:anchor="_Toc238651755" w:history="1">
         <w:r>
           <w:rPr>
             <w:rStyle w:val="Hyperlink"/>
@@ -616,7 +600,7 @@
             <w:noProof/>
             <w:webHidden/>
           </w:rPr>
-          <w:instrText xml:space="preserve"> PAGEREF _Toc235731627 \h </w:instrText>
+          <w:instrText xml:space="preserve"> PAGEREF _Toc238651755 \h </w:instrText>
         </w:r>
         <w:r>
           <w:rPr>
@@ -658,7 +642,7 @@
           <w14:ligatures w14:val="standardContextual"/>
         </w:rPr>
       </w:pPr>
-      <w:hyperlink w:anchor="_Toc235731628" w:history="1">
+      <w:hyperlink w:anchor="_Toc238651756" w:history="1">
         <w:r>
           <w:rPr>
             <w:rStyle w:val="Hyperlink"/>
@@ -697,7 +681,7 @@
           <w:rPr>
             <w:webHidden/>
           </w:rPr>
-          <w:instrText xml:space="preserve"> PAGEREF _Toc235731628 \h </w:instrText>
+          <w:instrText xml:space="preserve"> PAGEREF _Toc238651756 \h </w:instrText>
         </w:r>
         <w:r>
           <w:rPr>
@@ -735,7 +719,7 @@
           <w14:ligatures w14:val="standardContextual"/>
         </w:rPr>
       </w:pPr>
-      <w:hyperlink w:anchor="_Toc235731629" w:history="1">
+      <w:hyperlink w:anchor="_Toc238651757" w:history="1">
         <w:r>
           <w:rPr>
             <w:rStyle w:val="Hyperlink"/>
@@ -774,7 +758,7 @@
           <w:rPr>
             <w:webHidden/>
           </w:rPr>
-          <w:instrText xml:space="preserve"> PAGEREF _Toc235731629 \h </w:instrText>
+          <w:instrText xml:space="preserve"> PAGEREF _Toc238651757 \h </w:instrText>
         </w:r>
         <w:r>
           <w:rPr>
@@ -812,7 +796,7 @@
           <w14:ligatures w14:val="standardContextual"/>
         </w:rPr>
       </w:pPr>
-      <w:hyperlink w:anchor="_Toc235731630" w:history="1">
+      <w:hyperlink w:anchor="_Toc238651758" w:history="1">
         <w:r>
           <w:rPr>
             <w:rStyle w:val="Hyperlink"/>
@@ -851,7 +835,7 @@
           <w:rPr>
             <w:webHidden/>
           </w:rPr>
-          <w:instrText xml:space="preserve"> PAGEREF _Toc235731630 \h </w:instrText>
+          <w:instrText xml:space="preserve"> PAGEREF _Toc238651758 \h </w:instrText>
         </w:r>
         <w:r>
           <w:rPr>
@@ -889,7 +873,7 @@
           <w14:ligatures w14:val="standardContextual"/>
         </w:rPr>
       </w:pPr>
-      <w:hyperlink w:anchor="_Toc235731631" w:history="1">
+      <w:hyperlink w:anchor="_Toc238651759" w:history="1">
         <w:r>
           <w:rPr>
             <w:rStyle w:val="Hyperlink"/>
@@ -928,7 +912,7 @@
           <w:rPr>
             <w:webHidden/>
           </w:rPr>
-          <w:instrText xml:space="preserve"> PAGEREF _Toc235731631 \h </w:instrText>
+          <w:instrText xml:space="preserve"> PAGEREF _Toc238651759 \h </w:instrText>
         </w:r>
         <w:r>
           <w:rPr>
@@ -966,7 +950,7 @@
           <w14:ligatures w14:val="standardContextual"/>
         </w:rPr>
       </w:pPr>
-      <w:hyperlink w:anchor="_Toc235731632" w:history="1">
+      <w:hyperlink w:anchor="_Toc238651760" w:history="1">
         <w:r>
           <w:rPr>
             <w:rStyle w:val="Hyperlink"/>
@@ -1005,7 +989,7 @@
           <w:rPr>
             <w:webHidden/>
           </w:rPr>
-          <w:instrText xml:space="preserve"> PAGEREF _Toc235731632 \h </w:instrText>
+          <w:instrText xml:space="preserve"> PAGEREF _Toc238651760 \h </w:instrText>
         </w:r>
         <w:r>
           <w:rPr>
@@ -1043,7 +1027,7 @@
           <w14:ligatures w14:val="standardContextual"/>
         </w:rPr>
       </w:pPr>
-      <w:hyperlink w:anchor="_Toc235731633" w:history="1">
+      <w:hyperlink w:anchor="_Toc238651761" w:history="1">
         <w:r>
           <w:rPr>
             <w:rStyle w:val="Hyperlink"/>
@@ -1082,7 +1066,7 @@
           <w:rPr>
             <w:webHidden/>
           </w:rPr>
-          <w:instrText xml:space="preserve"> PAGEREF _Toc235731633 \h </w:instrText>
+          <w:instrText xml:space="preserve"> PAGEREF _Toc238651761 \h </w:instrText>
         </w:r>
         <w:r>
           <w:rPr>
@@ -1111,6 +1095,314 @@
     </w:p>
     <w:p>
       <w:pPr>
+        <w:pStyle w:val="TOC3"/>
+        <w:rPr>
+          <w:rFonts w:asciiTheme="minorHAnsi" w:eastAsiaTheme="minorEastAsia" w:hAnsiTheme="minorHAnsi"/>
+          <w:kern w:val="2"/>
+          <w:sz w:val="24"/>
+          <w:szCs w:val="24"/>
+          <w14:ligatures w14:val="standardContextual"/>
+        </w:rPr>
+      </w:pPr>
+      <w:hyperlink w:anchor="_Toc238651762" w:history="1">
+        <w:r>
+          <w:rPr>
+            <w:rStyle w:val="Hyperlink"/>
+          </w:rPr>
+          <w:t>4.6.1</w:t>
+        </w:r>
+        <w:r>
+          <w:rPr>
+            <w:rFonts w:asciiTheme="minorHAnsi" w:eastAsiaTheme="minorEastAsia" w:hAnsiTheme="minorHAnsi"/>
+            <w:kern w:val="2"/>
+            <w:sz w:val="24"/>
+            <w:szCs w:val="24"/>
+            <w14:ligatures w14:val="standardContextual"/>
+          </w:rPr>
+          <w:tab/>
+        </w:r>
+        <w:r>
+          <w:rPr>
+            <w:rStyle w:val="Hyperlink"/>
+          </w:rPr>
+          <w:t>Stateful Screen ..Behaviour.js Change Required</w:t>
+        </w:r>
+        <w:r>
+          <w:rPr>
+            <w:webHidden/>
+          </w:rPr>
+          <w:tab/>
+        </w:r>
+        <w:r>
+          <w:rPr>
+            <w:webHidden/>
+          </w:rPr>
+          <w:fldChar w:fldCharType="begin"/>
+        </w:r>
+        <w:r>
+          <w:rPr>
+            <w:webHidden/>
+          </w:rPr>
+          <w:instrText xml:space="preserve"> PAGEREF _Toc238651762 \h </w:instrText>
+        </w:r>
+        <w:r>
+          <w:rPr>
+            <w:webHidden/>
+          </w:rPr>
+        </w:r>
+        <w:r>
+          <w:rPr>
+            <w:webHidden/>
+          </w:rPr>
+          <w:fldChar w:fldCharType="separate"/>
+        </w:r>
+        <w:r>
+          <w:rPr>
+            <w:webHidden/>
+          </w:rPr>
+          <w:t>14</w:t>
+        </w:r>
+        <w:r>
+          <w:rPr>
+            <w:webHidden/>
+          </w:rPr>
+          <w:fldChar w:fldCharType="end"/>
+        </w:r>
+      </w:hyperlink>
+    </w:p>
+    <w:p>
+      <w:pPr>
+        <w:pStyle w:val="TOC3"/>
+        <w:rPr>
+          <w:rFonts w:asciiTheme="minorHAnsi" w:eastAsiaTheme="minorEastAsia" w:hAnsiTheme="minorHAnsi"/>
+          <w:kern w:val="2"/>
+          <w:sz w:val="24"/>
+          <w:szCs w:val="24"/>
+          <w14:ligatures w14:val="standardContextual"/>
+        </w:rPr>
+      </w:pPr>
+      <w:hyperlink w:anchor="_Toc238651763" w:history="1">
+        <w:r>
+          <w:rPr>
+            <w:rStyle w:val="Hyperlink"/>
+          </w:rPr>
+          <w:t>4.6.2</w:t>
+        </w:r>
+        <w:r>
+          <w:rPr>
+            <w:rFonts w:asciiTheme="minorHAnsi" w:eastAsiaTheme="minorEastAsia" w:hAnsiTheme="minorHAnsi"/>
+            <w:kern w:val="2"/>
+            <w:sz w:val="24"/>
+            <w:szCs w:val="24"/>
+            <w14:ligatures w14:val="standardContextual"/>
+          </w:rPr>
+          <w:tab/>
+        </w:r>
+        <w:r>
+          <w:rPr>
+            <w:rStyle w:val="Hyperlink"/>
+          </w:rPr>
+          <w:t>The Old pattern in the $(function () {… code section:</w:t>
+        </w:r>
+        <w:r>
+          <w:rPr>
+            <w:webHidden/>
+          </w:rPr>
+          <w:tab/>
+        </w:r>
+        <w:r>
+          <w:rPr>
+            <w:webHidden/>
+          </w:rPr>
+          <w:fldChar w:fldCharType="begin"/>
+        </w:r>
+        <w:r>
+          <w:rPr>
+            <w:webHidden/>
+          </w:rPr>
+          <w:instrText xml:space="preserve"> PAGEREF _Toc238651763 \h </w:instrText>
+        </w:r>
+        <w:r>
+          <w:rPr>
+            <w:webHidden/>
+          </w:rPr>
+        </w:r>
+        <w:r>
+          <w:rPr>
+            <w:webHidden/>
+          </w:rPr>
+          <w:fldChar w:fldCharType="separate"/>
+        </w:r>
+        <w:r>
+          <w:rPr>
+            <w:webHidden/>
+          </w:rPr>
+          <w:t>14</w:t>
+        </w:r>
+        <w:r>
+          <w:rPr>
+            <w:webHidden/>
+          </w:rPr>
+          <w:fldChar w:fldCharType="end"/>
+        </w:r>
+      </w:hyperlink>
+    </w:p>
+    <w:p>
+      <w:pPr>
+        <w:pStyle w:val="TOC3"/>
+        <w:rPr>
+          <w:rFonts w:asciiTheme="minorHAnsi" w:eastAsiaTheme="minorEastAsia" w:hAnsiTheme="minorHAnsi"/>
+          <w:kern w:val="2"/>
+          <w:sz w:val="24"/>
+          <w:szCs w:val="24"/>
+          <w14:ligatures w14:val="standardContextual"/>
+        </w:rPr>
+      </w:pPr>
+      <w:hyperlink w:anchor="_Toc238651764" w:history="1">
+        <w:r>
+          <w:rPr>
+            <w:rStyle w:val="Hyperlink"/>
+          </w:rPr>
+          <w:t>4.6.3</w:t>
+        </w:r>
+        <w:r>
+          <w:rPr>
+            <w:rFonts w:asciiTheme="minorHAnsi" w:eastAsiaTheme="minorEastAsia" w:hAnsiTheme="minorHAnsi"/>
+            <w:kern w:val="2"/>
+            <w:sz w:val="24"/>
+            <w:szCs w:val="24"/>
+            <w14:ligatures w14:val="standardContextual"/>
+          </w:rPr>
+          <w:tab/>
+        </w:r>
+        <w:r>
+          <w:rPr>
+            <w:rStyle w:val="Hyperlink"/>
+          </w:rPr>
+          <w:t>The new pattern in AND above the $(function () {… code section:</w:t>
+        </w:r>
+        <w:r>
+          <w:rPr>
+            <w:webHidden/>
+          </w:rPr>
+          <w:tab/>
+        </w:r>
+        <w:r>
+          <w:rPr>
+            <w:webHidden/>
+          </w:rPr>
+          <w:fldChar w:fldCharType="begin"/>
+        </w:r>
+        <w:r>
+          <w:rPr>
+            <w:webHidden/>
+          </w:rPr>
+          <w:instrText xml:space="preserve"> PAGEREF _Toc238651764 \h </w:instrText>
+        </w:r>
+        <w:r>
+          <w:rPr>
+            <w:webHidden/>
+          </w:rPr>
+        </w:r>
+        <w:r>
+          <w:rPr>
+            <w:webHidden/>
+          </w:rPr>
+          <w:fldChar w:fldCharType="separate"/>
+        </w:r>
+        <w:r>
+          <w:rPr>
+            <w:webHidden/>
+          </w:rPr>
+          <w:t>15</w:t>
+        </w:r>
+        <w:r>
+          <w:rPr>
+            <w:webHidden/>
+          </w:rPr>
+          <w:fldChar w:fldCharType="end"/>
+        </w:r>
+      </w:hyperlink>
+    </w:p>
+    <w:p>
+      <w:pPr>
+        <w:pStyle w:val="TOC3"/>
+        <w:rPr>
+          <w:rFonts w:asciiTheme="minorHAnsi" w:eastAsiaTheme="minorEastAsia" w:hAnsiTheme="minorHAnsi"/>
+          <w:kern w:val="2"/>
+          <w:sz w:val="24"/>
+          <w:szCs w:val="24"/>
+          <w14:ligatures w14:val="standardContextual"/>
+        </w:rPr>
+      </w:pPr>
+      <w:hyperlink w:anchor="_Toc238651765" w:history="1">
+        <w:r>
+          <w:rPr>
+            <w:rStyle w:val="Hyperlink"/>
+          </w:rPr>
+          <w:t>4.6.4</w:t>
+        </w:r>
+        <w:r>
+          <w:rPr>
+            <w:rFonts w:asciiTheme="minorHAnsi" w:eastAsiaTheme="minorEastAsia" w:hAnsiTheme="minorHAnsi"/>
+            <w:kern w:val="2"/>
+            <w:sz w:val="24"/>
+            <w:szCs w:val="24"/>
+            <w14:ligatures w14:val="standardContextual"/>
+          </w:rPr>
+          <w:tab/>
+        </w:r>
+        <w:r>
+          <w:rPr>
+            <w:rStyle w:val="Hyperlink"/>
+          </w:rPr>
+          <w:t>The Receipts Sample</w:t>
+        </w:r>
+        <w:r>
+          <w:rPr>
+            <w:webHidden/>
+          </w:rPr>
+          <w:tab/>
+        </w:r>
+        <w:r>
+          <w:rPr>
+            <w:webHidden/>
+          </w:rPr>
+          <w:fldChar w:fldCharType="begin"/>
+        </w:r>
+        <w:r>
+          <w:rPr>
+            <w:webHidden/>
+          </w:rPr>
+          <w:instrText xml:space="preserve"> PAGEREF _Toc238651765 \h </w:instrText>
+        </w:r>
+        <w:r>
+          <w:rPr>
+            <w:webHidden/>
+          </w:rPr>
+        </w:r>
+        <w:r>
+          <w:rPr>
+            <w:webHidden/>
+          </w:rPr>
+          <w:fldChar w:fldCharType="separate"/>
+        </w:r>
+        <w:r>
+          <w:rPr>
+            <w:webHidden/>
+          </w:rPr>
+          <w:t>15</w:t>
+        </w:r>
+        <w:r>
+          <w:rPr>
+            <w:webHidden/>
+          </w:rPr>
+          <w:fldChar w:fldCharType="end"/>
+        </w:r>
+      </w:hyperlink>
+    </w:p>
+    <w:p>
+      <w:pPr>
         <w:pStyle w:val="TOC1"/>
         <w:rPr>
           <w:rFonts w:asciiTheme="minorHAnsi" w:eastAsiaTheme="minorEastAsia" w:hAnsiTheme="minorHAnsi"/>
@@ -1121,7 +1413,7 @@
           <w14:ligatures w14:val="standardContextual"/>
         </w:rPr>
       </w:pPr>
-      <w:hyperlink w:anchor="_Toc235731634" w:history="1">
+      <w:hyperlink w:anchor="_Toc238651766" w:history="1">
         <w:r>
           <w:rPr>
             <w:rStyle w:val="Hyperlink"/>
@@ -1166,7 +1458,7 @@
             <w:noProof/>
             <w:webHidden/>
           </w:rPr>
-          <w:instrText xml:space="preserve"> PAGEREF _Toc235731634 \h </w:instrText>
+          <w:instrText xml:space="preserve"> PAGEREF _Toc238651766 \h </w:instrText>
         </w:r>
         <w:r>
           <w:rPr>
@@ -1186,7 +1478,7 @@
             <w:noProof/>
             <w:webHidden/>
           </w:rPr>
-          <w:t>15</w:t>
+          <w:t>16</w:t>
         </w:r>
         <w:r>
           <w:rPr>
@@ -1209,7 +1501,7 @@
           <w14:ligatures w14:val="standardContextual"/>
         </w:rPr>
       </w:pPr>
-      <w:hyperlink w:anchor="_Toc235731635" w:history="1">
+      <w:hyperlink w:anchor="_Toc238651767" w:history="1">
         <w:r>
           <w:rPr>
             <w:rStyle w:val="Hyperlink"/>
@@ -1254,7 +1546,7 @@
             <w:noProof/>
             <w:webHidden/>
           </w:rPr>
-          <w:instrText xml:space="preserve"> PAGEREF _Toc235731635 \h </w:instrText>
+          <w:instrText xml:space="preserve"> PAGEREF _Toc238651767 \h </w:instrText>
         </w:r>
         <w:r>
           <w:rPr>
@@ -1274,7 +1566,7 @@
             <w:noProof/>
             <w:webHidden/>
           </w:rPr>
-          <w:t>16</w:t>
+          <w:t>17</w:t>
         </w:r>
         <w:r>
           <w:rPr>
@@ -1296,7 +1588,7 @@
           <w14:ligatures w14:val="standardContextual"/>
         </w:rPr>
       </w:pPr>
-      <w:hyperlink w:anchor="_Toc235731636" w:history="1">
+      <w:hyperlink w:anchor="_Toc238651768" w:history="1">
         <w:r>
           <w:rPr>
             <w:rStyle w:val="Hyperlink"/>
@@ -1335,7 +1627,7 @@
           <w:rPr>
             <w:webHidden/>
           </w:rPr>
-          <w:instrText xml:space="preserve"> PAGEREF _Toc235731636 \h </w:instrText>
+          <w:instrText xml:space="preserve"> PAGEREF _Toc238651768 \h </w:instrText>
         </w:r>
         <w:r>
           <w:rPr>
@@ -1352,7 +1644,7 @@
           <w:rPr>
             <w:webHidden/>
           </w:rPr>
-          <w:t>16</w:t>
+          <w:t>17</w:t>
         </w:r>
         <w:r>
           <w:rPr>
@@ -1373,7 +1665,7 @@
           <w14:ligatures w14:val="standardContextual"/>
         </w:rPr>
       </w:pPr>
-      <w:hyperlink w:anchor="_Toc235731637" w:history="1">
+      <w:hyperlink w:anchor="_Toc238651769" w:history="1">
         <w:r>
           <w:rPr>
             <w:rStyle w:val="Hyperlink"/>
@@ -1412,7 +1704,7 @@
           <w:rPr>
             <w:webHidden/>
           </w:rPr>
-          <w:instrText xml:space="preserve"> PAGEREF _Toc235731637 \h </w:instrText>
+          <w:instrText xml:space="preserve"> PAGEREF _Toc238651769 \h </w:instrText>
         </w:r>
         <w:r>
           <w:rPr>
@@ -1429,7 +1721,7 @@
           <w:rPr>
             <w:webHidden/>
           </w:rPr>
-          <w:t>16</w:t>
+          <w:t>17</w:t>
         </w:r>
         <w:r>
           <w:rPr>
@@ -1450,7 +1742,7 @@
           <w14:ligatures w14:val="standardContextual"/>
         </w:rPr>
       </w:pPr>
-      <w:hyperlink w:anchor="_Toc235731638" w:history="1">
+      <w:hyperlink w:anchor="_Toc238651770" w:history="1">
         <w:r>
           <w:rPr>
             <w:rStyle w:val="Hyperlink"/>
@@ -1489,7 +1781,7 @@
           <w:rPr>
             <w:webHidden/>
           </w:rPr>
-          <w:instrText xml:space="preserve"> PAGEREF _Toc235731638 \h </w:instrText>
+          <w:instrText xml:space="preserve"> PAGEREF _Toc238651770 \h </w:instrText>
         </w:r>
         <w:r>
           <w:rPr>
@@ -1506,7 +1798,7 @@
           <w:rPr>
             <w:webHidden/>
           </w:rPr>
-          <w:t>16</w:t>
+          <w:t>17</w:t>
         </w:r>
         <w:r>
           <w:rPr>
@@ -1527,7 +1819,7 @@
         <w:fldChar w:fldCharType="end"/>
       </w:r>
       <w:bookmarkStart w:id="0" w:name="_Toc440376140"/>
-      <w:bookmarkStart w:id="1" w:name="_Toc235731623"/>
+      <w:bookmarkStart w:id="1" w:name="_Toc238651751"/>
       <w:r>
         <w:t>O</w:t>
       </w:r>
@@ -1784,7 +2076,7 @@
       <w:pPr>
         <w:pStyle w:val="SAGEHeading2"/>
       </w:pPr>
-      <w:bookmarkStart w:id="2" w:name="_Toc235731624"/>
+      <w:bookmarkStart w:id="2" w:name="_Toc238651752"/>
       <w:r>
         <w:lastRenderedPageBreak/>
         <w:t>Required Version of Sage 300</w:t>
@@ -1862,7 +2154,7 @@
         <w:framePr w:wrap="around"/>
         <w:ind w:left="720" w:hanging="720"/>
       </w:pPr>
-      <w:bookmarkStart w:id="3" w:name="_Toc235731625"/>
+      <w:bookmarkStart w:id="3" w:name="_Toc238651753"/>
       <w:r>
         <w:lastRenderedPageBreak/>
         <w:t>Install</w:t>
@@ -1915,15 +2207,7 @@
         <w:t>Note:</w:t>
       </w:r>
       <w:r>
-        <w:t xml:space="preserve"> If the previous Sage 300 Wizard Package is installed, it must be uninstalled first (Visual Studio - Tools, Extensions, </w:t>
-      </w:r>
-      <w:proofErr w:type="gramStart"/>
-      <w:r>
-        <w:t>Uninstall</w:t>
-      </w:r>
-      <w:proofErr w:type="gramEnd"/>
-      <w:r>
-        <w:t xml:space="preserve"> option, select the Sage 300 Wizard Package to uninstall).</w:t>
+        <w:t xml:space="preserve"> If the previous Sage 300 Wizard Package is installed, it must be uninstalled first (Visual Studio - Tools, Extensions, Uninstall option, select the Sage 300 Wizard Package to uninstall).</w:t>
       </w:r>
     </w:p>
     <w:bookmarkEnd w:id="4"/>
@@ -1958,14 +2242,7 @@
         <w:rPr>
           <w:rStyle w:val="SAGETextFilename"/>
         </w:rPr>
-        <w:t>Sage.CA.SBS.ERP.Sage</w:t>
-      </w:r>
-      <w:proofErr w:type="gramStart"/>
-      <w:r>
-        <w:rPr>
-          <w:rStyle w:val="SAGETextFilename"/>
-        </w:rPr>
-        <w:t>300.WizardPackage</w:t>
+        <w:t>Sage.CA.SBS.ERP.Sage300.WizardPackage</w:t>
       </w:r>
       <w:r>
         <w:rPr>
@@ -1973,7 +2250,6 @@
         </w:rPr>
         <w:t>.vsix</w:t>
       </w:r>
-      <w:proofErr w:type="gramEnd"/>
       <w:r>
         <w:t>.</w:t>
       </w:r>
@@ -2058,7 +2334,7 @@
         <w:ind w:left="720" w:hanging="720"/>
       </w:pPr>
       <w:bookmarkStart w:id="5" w:name="_Toc453606102"/>
-      <w:bookmarkStart w:id="6" w:name="_Toc235731626"/>
+      <w:bookmarkStart w:id="6" w:name="_Toc238651754"/>
       <w:r>
         <w:lastRenderedPageBreak/>
         <w:t>Accessing</w:t>
@@ -2212,7 +2488,7 @@
         <w:ind w:left="720" w:hanging="720"/>
       </w:pPr>
       <w:bookmarkStart w:id="7" w:name="_Toc440882986"/>
-      <w:bookmarkStart w:id="8" w:name="_Toc235731627"/>
+      <w:bookmarkStart w:id="8" w:name="_Toc238651755"/>
       <w:r>
         <w:lastRenderedPageBreak/>
         <w:t xml:space="preserve">Using </w:t>
@@ -2304,15 +2580,7 @@
         <w:t>Important:</w:t>
       </w:r>
       <w:r>
-        <w:t xml:space="preserve"> Please </w:t>
-      </w:r>
-      <w:proofErr w:type="gramStart"/>
-      <w:r>
-        <w:t>backup</w:t>
-      </w:r>
-      <w:proofErr w:type="gramEnd"/>
-      <w:r>
-        <w:t xml:space="preserve"> the solution and projects before proceeding with the upgrad</w:t>
+        <w:t xml:space="preserve"> Please backup the solution and projects before proceeding with the upgrad</w:t>
       </w:r>
       <w:r>
         <w:t xml:space="preserve">e. If you would like the </w:t>
@@ -2323,16 +2591,11 @@
       <w:r>
         <w:t xml:space="preserve"> to make a backup of your solution, click the ‘Backup </w:t>
       </w:r>
-      <w:proofErr w:type="gramStart"/>
       <w:r>
         <w:t>s</w:t>
       </w:r>
       <w:r>
-        <w:t>olution’</w:t>
-      </w:r>
-      <w:proofErr w:type="gramEnd"/>
-      <w:r>
-        <w:t xml:space="preserve"> checkbox.</w:t>
+        <w:t>olution’ checkbox.</w:t>
       </w:r>
     </w:p>
     <w:p>
@@ -2423,7 +2686,7 @@
         </w:numPr>
         <w:ind w:left="720" w:hanging="720"/>
       </w:pPr>
-      <w:bookmarkStart w:id="9" w:name="_Toc235731628"/>
+      <w:bookmarkStart w:id="9" w:name="_Toc238651756"/>
       <w:r>
         <w:lastRenderedPageBreak/>
         <w:t>Step 1 – Synchronize Kendo Files</w:t>
@@ -2522,14 +2785,12 @@
       <w:r>
         <w:t xml:space="preserve"> to proceed or </w:t>
       </w:r>
-      <w:proofErr w:type="gramStart"/>
       <w:r>
         <w:rPr>
           <w:rStyle w:val="SAGETextUI"/>
         </w:rPr>
         <w:t>Back</w:t>
       </w:r>
-      <w:proofErr w:type="gramEnd"/>
       <w:r>
         <w:t xml:space="preserve"> to go back to the previous step.</w:t>
       </w:r>
@@ -2577,7 +2838,7 @@
         </w:numPr>
         <w:ind w:left="734" w:hanging="734"/>
       </w:pPr>
-      <w:bookmarkStart w:id="10" w:name="_Toc235731629"/>
+      <w:bookmarkStart w:id="10" w:name="_Toc238651757"/>
       <w:r>
         <w:lastRenderedPageBreak/>
         <w:t xml:space="preserve">Step </w:t>
@@ -2724,14 +2985,12 @@
       <w:r>
         <w:t xml:space="preserve"> to proceed or </w:t>
       </w:r>
-      <w:proofErr w:type="gramStart"/>
       <w:r>
         <w:rPr>
           <w:rStyle w:val="SAGETextUI"/>
         </w:rPr>
         <w:t>Back</w:t>
       </w:r>
-      <w:proofErr w:type="gramEnd"/>
       <w:r>
         <w:t xml:space="preserve"> to go back to the previous step.</w:t>
       </w:r>
@@ -2756,7 +3015,7 @@
       <w:pPr>
         <w:pStyle w:val="SAGEHeading2"/>
       </w:pPr>
-      <w:bookmarkStart w:id="11" w:name="_Toc235731630"/>
+      <w:bookmarkStart w:id="11" w:name="_Toc238651758"/>
       <w:r>
         <w:lastRenderedPageBreak/>
         <w:t>Step 3 – Synchronize Accpac Libraries</w:t>
@@ -2843,15 +3102,7 @@
         <w:t>4</w:t>
       </w:r>
       <w:r>
-        <w:t>.</w:t>
-      </w:r>
-      <w:proofErr w:type="gramStart"/>
-      <w:r>
-        <w:t>0.0</w:t>
-      </w:r>
-      <w:proofErr w:type="gramEnd"/>
-      <w:r>
-        <w:t>.</w:t>
+        <w:t>.0.0.</w:t>
       </w:r>
       <w:r>
         <w:t xml:space="preserve"> </w:t>
@@ -2878,14 +3129,12 @@
       <w:r>
         <w:t xml:space="preserve"> to proceed or </w:t>
       </w:r>
-      <w:proofErr w:type="gramStart"/>
       <w:r>
         <w:rPr>
           <w:rStyle w:val="SAGETextUI"/>
         </w:rPr>
         <w:t>Back</w:t>
       </w:r>
-      <w:proofErr w:type="gramEnd"/>
       <w:r>
         <w:t xml:space="preserve"> to go back to the previous step.</w:t>
       </w:r>
@@ -2913,7 +3162,7 @@
       <w:pPr>
         <w:pStyle w:val="SAGEHeading2"/>
       </w:pPr>
-      <w:bookmarkStart w:id="12" w:name="_Toc235731631"/>
+      <w:bookmarkStart w:id="12" w:name="_Toc238651759"/>
       <w:r>
         <w:t xml:space="preserve">Step </w:t>
       </w:r>
@@ -3026,14 +3275,12 @@
       <w:r>
         <w:t xml:space="preserve"> to upgrade the solution and projects or </w:t>
       </w:r>
-      <w:proofErr w:type="gramStart"/>
       <w:r>
         <w:rPr>
           <w:rStyle w:val="SAGETextUI"/>
         </w:rPr>
         <w:t>Back</w:t>
       </w:r>
-      <w:proofErr w:type="gramEnd"/>
       <w:r>
         <w:t xml:space="preserve"> to go back to the previous step.</w:t>
       </w:r>
@@ -3063,7 +3310,7 @@
         </w:numPr>
         <w:ind w:left="734" w:hanging="734"/>
       </w:pPr>
-      <w:bookmarkStart w:id="13" w:name="_Toc235731632"/>
+      <w:bookmarkStart w:id="13" w:name="_Toc238651760"/>
       <w:r>
         <w:lastRenderedPageBreak/>
         <w:t xml:space="preserve">Step </w:t>
@@ -3278,16 +3525,6 @@
     </w:p>
     <w:p>
       <w:pPr>
-        <w:pStyle w:val="SAGEBodyText"/>
-      </w:pPr>
-    </w:p>
-    <w:p>
-      <w:pPr>
-        <w:pStyle w:val="SAGEBodyText"/>
-      </w:pPr>
-    </w:p>
-    <w:p>
-      <w:pPr>
         <w:pStyle w:val="SAGEAdmonitionNote"/>
         <w:ind w:left="0"/>
       </w:pPr>
@@ -3295,7 +3532,6 @@
         <w:rPr>
           <w:b/>
         </w:rPr>
-        <w:lastRenderedPageBreak/>
         <w:t>Note:</w:t>
       </w:r>
       <w:r>
@@ -3311,30 +3547,167 @@
         </w:numPr>
         <w:ind w:left="734" w:hanging="734"/>
       </w:pPr>
-      <w:bookmarkStart w:id="14" w:name="_Toc235731633"/>
-      <w:r>
+      <w:bookmarkStart w:id="14" w:name="_Toc238651761"/>
+      <w:r>
+        <w:lastRenderedPageBreak/>
         <w:t>Step 6 – Manual Steps Required</w:t>
       </w:r>
       <w:bookmarkEnd w:id="14"/>
     </w:p>
     <w:p>
       <w:pPr>
-        <w:pStyle w:val="SAGEBodyText"/>
-      </w:pPr>
-      <w:r>
-        <w:t>N/A</w:t>
-      </w:r>
+        <w:pStyle w:val="SAGEHeading3"/>
+      </w:pPr>
+      <w:bookmarkStart w:id="15" w:name="_Toc238651762"/>
+      <w:r>
+        <w:t>Stateful Screen ..Behaviour.js Change Required</w:t>
+      </w:r>
+      <w:bookmarkEnd w:id="15"/>
     </w:p>
     <w:p>
       <w:pPr>
         <w:pStyle w:val="SAGEBodyText"/>
       </w:pPr>
+      <w:r>
+        <w:t xml:space="preserve">The unload event is being gradually deprecated by changing the default so that unload handlers stop firing on pages unless a page explicitly opts in to re-enable them. See the following link for the rollout schedule: </w:t>
+      </w:r>
+      <w:hyperlink r:id="rId17" w:history="1">
+        <w:r>
+          <w:rPr>
+            <w:rStyle w:val="Hyperlink"/>
+          </w:rPr>
+          <w:t xml:space="preserve">Deprecating the unload event | Web Platform | Chrome for </w:t>
+        </w:r>
+      </w:hyperlink>
+      <w:hyperlink r:id="rId18" w:history="1">
+        <w:r>
+          <w:rPr>
+            <w:rStyle w:val="Hyperlink"/>
+          </w:rPr>
+          <w:t>Developers</w:t>
+        </w:r>
+      </w:hyperlink>
     </w:p>
     <w:p>
       <w:pPr>
         <w:pStyle w:val="SAGEBodyText"/>
-        <w:ind w:left="432"/>
-      </w:pPr>
+      </w:pPr>
+      <w:r>
+        <w:t>This is critical for Sage 300 “stateful” screens since the unload event is where the session is released/destroyed.</w:t>
+      </w:r>
+    </w:p>
+    <w:p>
+      <w:pPr>
+        <w:pStyle w:val="SAGEBodyText"/>
+      </w:pPr>
+      <w:r>
+        <w:t xml:space="preserve">For the upcoming 2027.0 release and the N-2 supported releases (2026.3 and 2025.6), a new pattern has been implemented as we have moved away from the unload event. </w:t>
+      </w:r>
+    </w:p>
+    <w:p>
+      <w:pPr>
+        <w:pStyle w:val="SAGEBodyText"/>
+      </w:pPr>
+      <w:r>
+        <w:t>Third-party developers will also need this change</w:t>
+      </w:r>
+      <w:r>
+        <w:t xml:space="preserve"> if a developer module has stateful screen(s).</w:t>
+      </w:r>
+    </w:p>
+    <w:p>
+      <w:pPr>
+        <w:pStyle w:val="SAGEBodyText"/>
+      </w:pPr>
+      <w:r>
+        <w:t>The next two sections show the old pattern and the new pattern as seen in the Receipts sample in the Web SDK.</w:t>
+      </w:r>
+    </w:p>
+    <w:p>
+      <w:pPr>
+        <w:pStyle w:val="SAGEHeading3"/>
+      </w:pPr>
+      <w:bookmarkStart w:id="16" w:name="_Toc238651763"/>
+      <w:r>
+        <w:t xml:space="preserve">The </w:t>
+      </w:r>
+      <w:r>
+        <w:t>Old</w:t>
+      </w:r>
+      <w:r>
+        <w:t xml:space="preserve"> pattern</w:t>
+      </w:r>
+      <w:r>
+        <w:t xml:space="preserve"> in the $(function () {… code section</w:t>
+      </w:r>
+      <w:r>
+        <w:t>:</w:t>
+      </w:r>
+      <w:bookmarkEnd w:id="16"/>
+    </w:p>
+    <w:p>
+      <w:pPr>
+        <w:pStyle w:val="SAGEBodyText"/>
+      </w:pPr>
+    </w:p>
+    <w:p>
+      <w:pPr>
+        <w:pStyle w:val="SAGEBodyText"/>
+        <w:jc w:val="center"/>
+      </w:pPr>
+      <w:r>
+        <w:rPr>
+          <w:noProof/>
+        </w:rPr>
+        <w:drawing>
+          <wp:inline distT="0" distB="0" distL="0" distR="0" wp14:anchorId="65507A01" wp14:editId="2E494D25">
+            <wp:extent cx="4841985" cy="4705350"/>
+            <wp:effectExtent l="0" t="0" r="0" b="0"/>
+            <wp:docPr id="1691961468" name="Picture 1"/>
+            <wp:cNvGraphicFramePr>
+              <a:graphicFrameLocks xmlns:a="http://schemas.openxmlformats.org/drawingml/2006/main" noChangeAspect="1"/>
+            </wp:cNvGraphicFramePr>
+            <a:graphic xmlns:a="http://schemas.openxmlformats.org/drawingml/2006/main">
+              <a:graphicData uri="http://schemas.openxmlformats.org/drawingml/2006/picture">
+                <pic:pic xmlns:pic="http://schemas.openxmlformats.org/drawingml/2006/picture">
+                  <pic:nvPicPr>
+                    <pic:cNvPr id="0" name="Picture 2"/>
+                    <pic:cNvPicPr>
+                      <a:picLocks noChangeAspect="1" noChangeArrowheads="1"/>
+                    </pic:cNvPicPr>
+                  </pic:nvPicPr>
+                  <pic:blipFill>
+                    <a:blip r:embed="rId19">
+                      <a:extLst>
+                        <a:ext uri="{28A0092B-C50C-407E-A947-70E740481C1C}">
+                          <a14:useLocalDpi xmlns:a14="http://schemas.microsoft.com/office/drawing/2010/main" val="0"/>
+                        </a:ext>
+                      </a:extLst>
+                    </a:blip>
+                    <a:srcRect/>
+                    <a:stretch>
+                      <a:fillRect/>
+                    </a:stretch>
+                  </pic:blipFill>
+                  <pic:spPr bwMode="auto">
+                    <a:xfrm>
+                      <a:off x="0" y="0"/>
+                      <a:ext cx="4853266" cy="4716313"/>
+                    </a:xfrm>
+                    <a:prstGeom prst="rect">
+                      <a:avLst/>
+                    </a:prstGeom>
+                    <a:noFill/>
+                    <a:ln>
+                      <a:noFill/>
+                    </a:ln>
+                  </pic:spPr>
+                </pic:pic>
+              </a:graphicData>
+            </a:graphic>
+          </wp:inline>
+        </w:drawing>
+      </w:r>
     </w:p>
     <w:p>
       <w:pPr>
@@ -3343,6 +3716,138 @@
           <w:lang w:val="en-US"/>
         </w:rPr>
       </w:pPr>
+      <w:r>
+        <w:br w:type="page"/>
+      </w:r>
+    </w:p>
+    <w:p>
+      <w:pPr>
+        <w:pStyle w:val="SAGEHeading3"/>
+      </w:pPr>
+      <w:bookmarkStart w:id="17" w:name="_Toc238651764"/>
+      <w:r>
+        <w:lastRenderedPageBreak/>
+        <w:t>The new pattern</w:t>
+      </w:r>
+      <w:r>
+        <w:t xml:space="preserve"> in AND above the $(function () {… code section</w:t>
+      </w:r>
+      <w:r>
+        <w:t>:</w:t>
+      </w:r>
+      <w:bookmarkEnd w:id="17"/>
+    </w:p>
+    <w:p>
+      <w:pPr>
+        <w:pStyle w:val="SAGEBodyText"/>
+      </w:pPr>
+    </w:p>
+    <w:p>
+      <w:pPr>
+        <w:spacing w:after="200" w:line="0" w:lineRule="auto"/>
+        <w:rPr>
+          <w:lang w:val="en-US"/>
+        </w:rPr>
+      </w:pPr>
+      <w:r>
+        <w:rPr>
+          <w:noProof/>
+          <w:lang w:val="en-US"/>
+        </w:rPr>
+        <w:drawing>
+          <wp:inline distT="0" distB="0" distL="0" distR="0" wp14:anchorId="0C602CDC" wp14:editId="47A778BA">
+            <wp:extent cx="5848350" cy="4467225"/>
+            <wp:effectExtent l="0" t="0" r="0" b="9525"/>
+            <wp:docPr id="2018538445" name="Picture 2"/>
+            <wp:cNvGraphicFramePr>
+              <a:graphicFrameLocks xmlns:a="http://schemas.openxmlformats.org/drawingml/2006/main" noChangeAspect="1"/>
+            </wp:cNvGraphicFramePr>
+            <a:graphic xmlns:a="http://schemas.openxmlformats.org/drawingml/2006/main">
+              <a:graphicData uri="http://schemas.openxmlformats.org/drawingml/2006/picture">
+                <pic:pic xmlns:pic="http://schemas.openxmlformats.org/drawingml/2006/picture">
+                  <pic:nvPicPr>
+                    <pic:cNvPr id="0" name="Picture 3"/>
+                    <pic:cNvPicPr>
+                      <a:picLocks noChangeAspect="1" noChangeArrowheads="1"/>
+                    </pic:cNvPicPr>
+                  </pic:nvPicPr>
+                  <pic:blipFill>
+                    <a:blip r:embed="rId20">
+                      <a:extLst>
+                        <a:ext uri="{28A0092B-C50C-407E-A947-70E740481C1C}">
+                          <a14:useLocalDpi xmlns:a14="http://schemas.microsoft.com/office/drawing/2010/main" val="0"/>
+                        </a:ext>
+                      </a:extLst>
+                    </a:blip>
+                    <a:srcRect/>
+                    <a:stretch>
+                      <a:fillRect/>
+                    </a:stretch>
+                  </pic:blipFill>
+                  <pic:spPr bwMode="auto">
+                    <a:xfrm>
+                      <a:off x="0" y="0"/>
+                      <a:ext cx="5848350" cy="4467225"/>
+                    </a:xfrm>
+                    <a:prstGeom prst="rect">
+                      <a:avLst/>
+                    </a:prstGeom>
+                    <a:noFill/>
+                    <a:ln>
+                      <a:noFill/>
+                    </a:ln>
+                  </pic:spPr>
+                </pic:pic>
+              </a:graphicData>
+            </a:graphic>
+          </wp:inline>
+        </w:drawing>
+      </w:r>
+    </w:p>
+    <w:p>
+      <w:pPr>
+        <w:pStyle w:val="SAGEHeading3"/>
+      </w:pPr>
+      <w:bookmarkStart w:id="18" w:name="_Toc238651765"/>
+      <w:r>
+        <w:t xml:space="preserve">The </w:t>
+      </w:r>
+      <w:r>
+        <w:t>Receipts Sample</w:t>
+      </w:r>
+      <w:bookmarkEnd w:id="18"/>
+    </w:p>
+    <w:p>
+      <w:pPr>
+        <w:pStyle w:val="SAGEBodyText"/>
+      </w:pPr>
+      <w:r>
+        <w:t>The Receipts sample in the Web SDK has this change.</w:t>
+      </w:r>
+    </w:p>
+    <w:p>
+      <w:pPr>
+        <w:pStyle w:val="SAGEBodyText"/>
+      </w:pPr>
+      <w:r>
+        <w:t>Use this example to search your module’s ..Behaviour.js files to see if the old pattern exists and to replace it with the new pattern.</w:t>
+      </w:r>
+    </w:p>
+    <w:p>
+      <w:pPr>
+        <w:pStyle w:val="SAGEBodyText"/>
+      </w:pPr>
+      <w:r>
+        <w:t xml:space="preserve">Failure to replace the ‘unload’ event with the ‘pagehide’ will result in sessions not being released and therefore locking portions of your screens and/or functionality. </w:t>
+      </w:r>
+    </w:p>
+    <w:p>
+      <w:pPr>
+        <w:pStyle w:val="SAGEBodyText"/>
+      </w:pPr>
+      <w:r>
+        <w:t>As per the Chrome Browser statement at the beginning of the manual changes section, at some point in latter 2026, the ‘unload’ deprecation will be complete and therefore affecting all users of Chrome.</w:t>
+      </w:r>
     </w:p>
     <w:p>
       <w:pPr>
@@ -3350,12 +3855,12 @@
         <w:framePr w:wrap="around"/>
         <w:ind w:left="720" w:hanging="720"/>
       </w:pPr>
-      <w:bookmarkStart w:id="15" w:name="_Toc235731634"/>
+      <w:bookmarkStart w:id="19" w:name="_Toc238651766"/>
       <w:r>
         <w:lastRenderedPageBreak/>
         <w:t>Upgrade Log</w:t>
       </w:r>
-      <w:bookmarkEnd w:id="15"/>
+      <w:bookmarkEnd w:id="19"/>
     </w:p>
     <w:p>
       <w:pPr>
@@ -3368,23 +3873,7 @@
         <w:pStyle w:val="SAGEBodyText"/>
       </w:pPr>
       <w:r>
-        <w:t xml:space="preserve">Once the Upgrade Wizard has </w:t>
-      </w:r>
-      <w:proofErr w:type="gramStart"/>
-      <w:r>
-        <w:t>completed</w:t>
-      </w:r>
-      <w:proofErr w:type="gramEnd"/>
-      <w:r>
-        <w:t xml:space="preserve"> you have the option </w:t>
-      </w:r>
-      <w:proofErr w:type="gramStart"/>
-      <w:r>
-        <w:t>to ‘</w:t>
-      </w:r>
-      <w:proofErr w:type="gramEnd"/>
-      <w:r>
-        <w:t>Show Log’ to view the upgrade log. The following is a screenshot of a typical upgrade log.</w:t>
+        <w:t>Once the Upgrade Wizard has completed you have the option to ‘Show Log’ to view the upgrade log. The following is a screenshot of a typical upgrade log.</w:t>
       </w:r>
     </w:p>
     <w:p>
@@ -3403,7 +3892,7 @@
           <w:noProof/>
         </w:rPr>
         <w:drawing>
-          <wp:inline distT="0" distB="0" distL="0" distR="0" wp14:anchorId="018D0DDD" wp14:editId="3579C156">
+          <wp:inline distT="0" distB="0" distL="0" distR="0" wp14:anchorId="018D0DDD" wp14:editId="2DFA03F6">
             <wp:extent cx="5838825" cy="1495425"/>
             <wp:effectExtent l="0" t="0" r="9525" b="9525"/>
             <wp:docPr id="841312830" name="Picture 9"/>
@@ -3420,7 +3909,7 @@
                     </pic:cNvPicPr>
                   </pic:nvPicPr>
                   <pic:blipFill>
-                    <a:blip r:embed="rId17" cstate="print">
+                    <a:blip r:embed="rId21" cstate="print">
                       <a:extLst>
                         <a:ext uri="{28A0092B-C50C-407E-A947-70E740481C1C}">
                           <a14:useLocalDpi xmlns:a14="http://schemas.microsoft.com/office/drawing/2010/main" val="0"/>
@@ -3467,12 +3956,12 @@
         <w:framePr w:wrap="around"/>
         <w:ind w:left="720" w:hanging="720"/>
       </w:pPr>
-      <w:bookmarkStart w:id="16" w:name="_Toc235731635"/>
+      <w:bookmarkStart w:id="20" w:name="_Toc238651767"/>
       <w:r>
         <w:lastRenderedPageBreak/>
         <w:t>Compilation Troubleshooting</w:t>
       </w:r>
-      <w:bookmarkEnd w:id="16"/>
+      <w:bookmarkEnd w:id="20"/>
     </w:p>
     <w:p>
       <w:pPr>
@@ -3497,19 +3986,11 @@
       <w:pPr>
         <w:pStyle w:val="SAGEHeading2"/>
       </w:pPr>
-      <w:bookmarkStart w:id="17" w:name="_Toc235731636"/>
-      <w:r>
-        <w:t xml:space="preserve">Parser Error when loading Web </w:t>
-      </w:r>
-      <w:proofErr w:type="gramStart"/>
-      <w:r>
-        <w:t>project</w:t>
-      </w:r>
-      <w:proofErr w:type="gramEnd"/>
-      <w:r>
-        <w:t xml:space="preserve"> in browser</w:t>
-      </w:r>
-      <w:bookmarkEnd w:id="17"/>
+      <w:bookmarkStart w:id="21" w:name="_Toc238651768"/>
+      <w:r>
+        <w:t>Parser Error when loading Web project in browser</w:t>
+      </w:r>
+      <w:bookmarkEnd w:id="21"/>
     </w:p>
     <w:p>
       <w:pPr>
@@ -3556,16 +4037,11 @@
       <w:pPr>
         <w:pStyle w:val="SAGEHeading2"/>
       </w:pPr>
-      <w:bookmarkStart w:id="18" w:name="_Toc235731637"/>
-      <w:proofErr w:type="gramStart"/>
-      <w:r>
-        <w:t>Microsoft.Practices.Unity</w:t>
-      </w:r>
-      <w:proofErr w:type="gramEnd"/>
-      <w:r>
-        <w:t xml:space="preserve"> Reference</w:t>
-      </w:r>
-      <w:bookmarkEnd w:id="18"/>
+      <w:bookmarkStart w:id="22" w:name="_Toc238651769"/>
+      <w:r>
+        <w:t>Microsoft.Practices.Unity Reference</w:t>
+      </w:r>
+      <w:bookmarkEnd w:id="22"/>
     </w:p>
     <w:p>
       <w:pPr>
@@ -3574,7 +4050,6 @@
       <w:r>
         <w:t xml:space="preserve">The namespace for </w:t>
       </w:r>
-      <w:proofErr w:type="gramStart"/>
       <w:r>
         <w:rPr>
           <w:b/>
@@ -3582,7 +4057,6 @@
         </w:rPr>
         <w:t>Microsoft.Practices.Unity</w:t>
       </w:r>
-      <w:proofErr w:type="gramEnd"/>
       <w:r>
         <w:t xml:space="preserve"> has changed to simply Unity</w:t>
       </w:r>
@@ -3603,17 +4077,8 @@
           <w:b/>
           <w:bCs/>
         </w:rPr>
-        <w:t xml:space="preserve">using </w:t>
-      </w:r>
-      <w:proofErr w:type="gramStart"/>
-      <w:r>
-        <w:rPr>
-          <w:b/>
-          <w:bCs/>
-        </w:rPr>
-        <w:t>Microsoft.Practices.Unity</w:t>
-      </w:r>
-      <w:proofErr w:type="gramEnd"/>
+        <w:t>using Microsoft.Practices.Unity</w:t>
+      </w:r>
       <w:r>
         <w:t xml:space="preserve"> with </w:t>
       </w:r>
@@ -3634,15 +4099,7 @@
         </w:numPr>
       </w:pPr>
       <w:r>
-        <w:t xml:space="preserve">Note: The Bootstrapper files have already been modified in a previous </w:t>
-      </w:r>
-      <w:proofErr w:type="gramStart"/>
-      <w:r>
-        <w:t>step</w:t>
-      </w:r>
-      <w:proofErr w:type="gramEnd"/>
-      <w:r>
-        <w:t xml:space="preserve"> and any remaining instances must be performed manually.</w:t>
+        <w:t>Note: The Bootstrapper files have already been modified in a previous step and any remaining instances must be performed manually.</w:t>
       </w:r>
     </w:p>
     <w:p>
@@ -3654,7 +4111,7 @@
       <w:pPr>
         <w:pStyle w:val="SAGEHeading2"/>
       </w:pPr>
-      <w:bookmarkStart w:id="19" w:name="_Toc235731638"/>
+      <w:bookmarkStart w:id="23" w:name="_Toc238651770"/>
       <w:r>
         <w:t>New Parameter</w:t>
       </w:r>
@@ -3664,7 +4121,7 @@
       <w:r>
         <w:t xml:space="preserve"> Method missing</w:t>
       </w:r>
-      <w:bookmarkEnd w:id="19"/>
+      <w:bookmarkEnd w:id="23"/>
     </w:p>
     <w:p>
       <w:pPr>
@@ -3712,7 +4169,6 @@
       <w:r>
         <w:t xml:space="preserve">Replace </w:t>
       </w:r>
-      <w:proofErr w:type="gramStart"/>
       <w:r>
         <w:rPr>
           <w:b/>
@@ -3732,15 +4188,7 @@
           <w:b/>
           <w:bCs/>
         </w:rPr>
-        <w:t>(</w:t>
-      </w:r>
-      <w:proofErr w:type="gramEnd"/>
-      <w:r>
-        <w:rPr>
-          <w:b/>
-          <w:bCs/>
-        </w:rPr>
-        <w:t>“context”, Context)</w:t>
+        <w:t>(“context”, Context)</w:t>
       </w:r>
       <w:r>
         <w:t xml:space="preserve"> with </w:t>
@@ -3773,23 +4221,7 @@
           <w:b/>
           <w:bCs/>
         </w:rPr>
-        <w:t>using Sage.CA.SBS.ERP.Sage</w:t>
-      </w:r>
-      <w:proofErr w:type="gramStart"/>
-      <w:r>
-        <w:rPr>
-          <w:b/>
-          <w:bCs/>
-        </w:rPr>
-        <w:t>300.Common.Web.Utilities</w:t>
-      </w:r>
-      <w:proofErr w:type="gramEnd"/>
-      <w:r>
-        <w:rPr>
-          <w:b/>
-          <w:bCs/>
-        </w:rPr>
-        <w:t>;</w:t>
+        <w:t>using Sage.CA.SBS.ERP.Sage300.Common.Web.Utilities;</w:t>
       </w:r>
     </w:p>
     <w:p>
@@ -3803,12 +4235,12 @@
       </w:pPr>
     </w:p>
     <w:sectPr>
-      <w:headerReference w:type="even" r:id="rId18"/>
-      <w:headerReference w:type="default" r:id="rId19"/>
-      <w:footerReference w:type="even" r:id="rId20"/>
-      <w:footerReference w:type="default" r:id="rId21"/>
-      <w:headerReference w:type="first" r:id="rId22"/>
-      <w:footerReference w:type="first" r:id="rId23"/>
+      <w:headerReference w:type="even" r:id="rId22"/>
+      <w:headerReference w:type="default" r:id="rId23"/>
+      <w:footerReference w:type="even" r:id="rId24"/>
+      <w:footerReference w:type="default" r:id="rId25"/>
+      <w:headerReference w:type="first" r:id="rId26"/>
+      <w:footerReference w:type="first" r:id="rId27"/>
       <w:pgSz w:w="12242" w:h="15842" w:code="1"/>
       <w:pgMar w:top="709" w:right="1440" w:bottom="1701" w:left="1584" w:header="624" w:footer="397" w:gutter="0"/>
       <w:cols w:space="708"/>
@@ -3819,7 +4251,7 @@
 </file>
 
 <file path=word/endnotes.xml><?xml version="1.0" encoding="utf-8"?>
-<w:endnotes xmlns:wpc="http://schemas.microsoft.com/office/word/2010/wordprocessingCanvas" xmlns:cx="http://schemas.microsoft.com/office/drawing/2014/chartex" xmlns:cx1="http://schemas.microsoft.com/office/drawing/2015/9/8/chartex" xmlns:cx2="http://schemas.microsoft.com/office/drawing/2015/10/21/chartex" xmlns:cx3="http://schemas.microsoft.com/office/drawing/2016/5/9/chartex" xmlns:cx4="http://schemas.microsoft.com/office/drawing/2016/5/10/chartex" xmlns:cx5="http://schemas.microsoft.com/office/drawing/2016/5/11/chartex" xmlns:cx6="http://schemas.microsoft.com/office/drawing/2016/5/12/chartex" xmlns:cx7="http://schemas.microsoft.com/office/drawing/2016/5/13/chartex" xmlns:cx8="http://schemas.microsoft.com/office/drawing/2016/5/14/chartex" xmlns:mc="http://schemas.openxmlformats.org/markup-compatibility/2006" xmlns:aink="http://schemas.microsoft.com/office/drawing/2016/ink" xmlns:am3d="http://schemas.microsoft.com/office/drawing/2017/model3d" xmlns:o="urn:schemas-microsoft-com:office:office" xmlns:oel="http://schemas.microsoft.com/office/2019/extlst" xmlns:r="http://schemas.openxmlformats.org/officeDocument/2006/relationships" xmlns:m="http://schemas.openxmlformats.org/officeDocument/2006/math" xmlns:v="urn:schemas-microsoft-com:vml" xmlns:wp14="http://schemas.microsoft.com/office/word/2010/wordprocessingDrawing" xmlns:wp="http://schemas.openxmlformats.org/drawingml/2006/wordprocessingDrawing" xmlns:w10="urn:schemas-microsoft-com:office:word" xmlns:w="http://schemas.openxmlformats.org/wordprocessingml/2006/main" xmlns:w14="http://schemas.microsoft.com/office/word/2010/wordml" xmlns:w15="http://schemas.microsoft.com/office/word/2012/wordml" xmlns:w16cex="http://schemas.microsoft.com/office/word/2018/wordml/cex" xmlns:w16cid="http://schemas.microsoft.com/office/word/2016/wordml/cid" xmlns:w16="http://schemas.microsoft.com/office/word/2018/wordml" xmlns:w16du="http://schemas.microsoft.com/office/word/2023/wordml/word16du" xmlns:w16sdtdh="http://schemas.microsoft.com/office/word/2020/wordml/sdtdatahash" xmlns:w16sdtfl="http://schemas.microsoft.com/office/word/2024/wordml/sdtformatlock" xmlns:w16se="http://schemas.microsoft.com/office/word/2015/wordml/symex" xmlns:wpg="http://schemas.microsoft.com/office/word/2010/wordprocessingGroup" xmlns:wpi="http://schemas.microsoft.com/office/word/2010/wordprocessingInk" xmlns:wne="http://schemas.microsoft.com/office/word/2006/wordml" xmlns:wps="http://schemas.microsoft.com/office/word/2010/wordprocessingShape" mc:Ignorable="w14 w15 w16se w16cid w16 w16cex w16sdtdh w16sdtfl w16du wp14">
+<w:endnotes xmlns:wpc="http://schemas.microsoft.com/office/word/2010/wordprocessingCanvas" xmlns:cx="http://schemas.microsoft.com/office/drawing/2014/chartex" xmlns:cx1="http://schemas.microsoft.com/office/drawing/2015/9/8/chartex" xmlns:cx2="http://schemas.microsoft.com/office/drawing/2015/10/21/chartex" xmlns:cx3="http://schemas.microsoft.com/office/drawing/2016/5/9/chartex" xmlns:cx4="http://schemas.microsoft.com/office/drawing/2016/5/10/chartex" xmlns:cx5="http://schemas.microsoft.com/office/drawing/2016/5/11/chartex" xmlns:cx6="http://schemas.microsoft.com/office/drawing/2016/5/12/chartex" xmlns:cx7="http://schemas.microsoft.com/office/drawing/2016/5/13/chartex" xmlns:cx8="http://schemas.microsoft.com/office/drawing/2016/5/14/chartex" xmlns:mc="http://schemas.openxmlformats.org/markup-compatibility/2006" xmlns:aink="http://schemas.microsoft.com/office/drawing/2016/ink" xmlns:am3d="http://schemas.microsoft.com/office/drawing/2017/model3d" xmlns:o="urn:schemas-microsoft-com:office:office" xmlns:oel="http://schemas.microsoft.com/office/2019/extlst" xmlns:r="http://schemas.openxmlformats.org/officeDocument/2006/relationships" xmlns:m="http://schemas.openxmlformats.org/officeDocument/2006/math" xmlns:v="urn:schemas-microsoft-com:vml" xmlns:wp14="http://schemas.microsoft.com/office/word/2010/wordprocessingDrawing" xmlns:wp="http://schemas.openxmlformats.org/drawingml/2006/wordprocessingDrawing" xmlns:w10="urn:schemas-microsoft-com:office:word" xmlns:w="http://schemas.openxmlformats.org/wordprocessingml/2006/main" xmlns:w14="http://schemas.microsoft.com/office/word/2010/wordml" xmlns:w15="http://schemas.microsoft.com/office/word/2012/wordml" xmlns:w16cei="http://schemas.microsoft.com/office/word/2026/wordml/cei" xmlns:w16cex="http://schemas.microsoft.com/office/word/2018/wordml/cex" xmlns:w16cid="http://schemas.microsoft.com/office/word/2016/wordml/cid" xmlns:w16="http://schemas.microsoft.com/office/word/2018/wordml" xmlns:w16du="http://schemas.microsoft.com/office/word/2023/wordml/word16du" xmlns:w16sdtdh="http://schemas.microsoft.com/office/word/2020/wordml/sdtdatahash" xmlns:w16sdtfl="http://schemas.microsoft.com/office/word/2024/wordml/sdtformatlock" xmlns:w16se="http://schemas.microsoft.com/office/word/2015/wordml/symex" xmlns:wpg="http://schemas.microsoft.com/office/word/2010/wordprocessingGroup" xmlns:wpi="http://schemas.microsoft.com/office/word/2010/wordprocessingInk" xmlns:wne="http://schemas.microsoft.com/office/word/2006/wordml" xmlns:wps="http://schemas.microsoft.com/office/word/2010/wordprocessingShape" mc:Ignorable="w14 w15 w16se w16cid w16 w16cex w16sdtdh w16sdtfl w16du wp14">
   <w:endnote w:type="separator" w:id="-1">
     <w:p>
       <w:pPr>
@@ -3846,7 +4278,7 @@
 </file>
 
 <file path=word/footer1.xml><?xml version="1.0" encoding="utf-8"?>
-<w:ftr xmlns:wpc="http://schemas.microsoft.com/office/word/2010/wordprocessingCanvas" xmlns:cx="http://schemas.microsoft.com/office/drawing/2014/chartex" xmlns:cx1="http://schemas.microsoft.com/office/drawing/2015/9/8/chartex" xmlns:cx2="http://schemas.microsoft.com/office/drawing/2015/10/21/chartex" xmlns:cx3="http://schemas.microsoft.com/office/drawing/2016/5/9/chartex" xmlns:cx4="http://schemas.microsoft.com/office/drawing/2016/5/10/chartex" xmlns:cx5="http://schemas.microsoft.com/office/drawing/2016/5/11/chartex" xmlns:cx6="http://schemas.microsoft.com/office/drawing/2016/5/12/chartex" xmlns:cx7="http://schemas.microsoft.com/office/drawing/2016/5/13/chartex" xmlns:cx8="http://schemas.microsoft.com/office/drawing/2016/5/14/chartex" xmlns:mc="http://schemas.openxmlformats.org/markup-compatibility/2006" xmlns:aink="http://schemas.microsoft.com/office/drawing/2016/ink" xmlns:am3d="http://schemas.microsoft.com/office/drawing/2017/model3d" xmlns:o="urn:schemas-microsoft-com:office:office" xmlns:oel="http://schemas.microsoft.com/office/2019/extlst" xmlns:r="http://schemas.openxmlformats.org/officeDocument/2006/relationships" xmlns:m="http://schemas.openxmlformats.org/officeDocument/2006/math" xmlns:v="urn:schemas-microsoft-com:vml" xmlns:wp14="http://schemas.microsoft.com/office/word/2010/wordprocessingDrawing" xmlns:wp="http://schemas.openxmlformats.org/drawingml/2006/wordprocessingDrawing" xmlns:w10="urn:schemas-microsoft-com:office:word" xmlns:w="http://schemas.openxmlformats.org/wordprocessingml/2006/main" xmlns:w14="http://schemas.microsoft.com/office/word/2010/wordml" xmlns:w15="http://schemas.microsoft.com/office/word/2012/wordml" xmlns:w16cex="http://schemas.microsoft.com/office/word/2018/wordml/cex" xmlns:w16cid="http://schemas.microsoft.com/office/word/2016/wordml/cid" xmlns:w16="http://schemas.microsoft.com/office/word/2018/wordml" xmlns:w16du="http://schemas.microsoft.com/office/word/2023/wordml/word16du" xmlns:w16sdtdh="http://schemas.microsoft.com/office/word/2020/wordml/sdtdatahash" xmlns:w16sdtfl="http://schemas.microsoft.com/office/word/2024/wordml/sdtformatlock" xmlns:w16se="http://schemas.microsoft.com/office/word/2015/wordml/symex" xmlns:wpg="http://schemas.microsoft.com/office/word/2010/wordprocessingGroup" xmlns:wpi="http://schemas.microsoft.com/office/word/2010/wordprocessingInk" xmlns:wne="http://schemas.microsoft.com/office/word/2006/wordml" xmlns:wps="http://schemas.microsoft.com/office/word/2010/wordprocessingShape" mc:Ignorable="w14 w15 w16se w16cid w16 w16cex w16sdtdh w16sdtfl w16du wp14">
+<w:ftr xmlns:wpc="http://schemas.microsoft.com/office/word/2010/wordprocessingCanvas" xmlns:cx="http://schemas.microsoft.com/office/drawing/2014/chartex" xmlns:cx1="http://schemas.microsoft.com/office/drawing/2015/9/8/chartex" xmlns:cx2="http://schemas.microsoft.com/office/drawing/2015/10/21/chartex" xmlns:cx3="http://schemas.microsoft.com/office/drawing/2016/5/9/chartex" xmlns:cx4="http://schemas.microsoft.com/office/drawing/2016/5/10/chartex" xmlns:cx5="http://schemas.microsoft.com/office/drawing/2016/5/11/chartex" xmlns:cx6="http://schemas.microsoft.com/office/drawing/2016/5/12/chartex" xmlns:cx7="http://schemas.microsoft.com/office/drawing/2016/5/13/chartex" xmlns:cx8="http://schemas.microsoft.com/office/drawing/2016/5/14/chartex" xmlns:mc="http://schemas.openxmlformats.org/markup-compatibility/2006" xmlns:aink="http://schemas.microsoft.com/office/drawing/2016/ink" xmlns:am3d="http://schemas.microsoft.com/office/drawing/2017/model3d" xmlns:o="urn:schemas-microsoft-com:office:office" xmlns:oel="http://schemas.microsoft.com/office/2019/extlst" xmlns:r="http://schemas.openxmlformats.org/officeDocument/2006/relationships" xmlns:m="http://schemas.openxmlformats.org/officeDocument/2006/math" xmlns:v="urn:schemas-microsoft-com:vml" xmlns:wp14="http://schemas.microsoft.com/office/word/2010/wordprocessingDrawing" xmlns:wp="http://schemas.openxmlformats.org/drawingml/2006/wordprocessingDrawing" xmlns:w10="urn:schemas-microsoft-com:office:word" xmlns:w="http://schemas.openxmlformats.org/wordprocessingml/2006/main" xmlns:w14="http://schemas.microsoft.com/office/word/2010/wordml" xmlns:w15="http://schemas.microsoft.com/office/word/2012/wordml" xmlns:w16cei="http://schemas.microsoft.com/office/word/2026/wordml/cei" xmlns:w16cex="http://schemas.microsoft.com/office/word/2018/wordml/cex" xmlns:w16cid="http://schemas.microsoft.com/office/word/2016/wordml/cid" xmlns:w16="http://schemas.microsoft.com/office/word/2018/wordml" xmlns:w16du="http://schemas.microsoft.com/office/word/2023/wordml/word16du" xmlns:w16sdtdh="http://schemas.microsoft.com/office/word/2020/wordml/sdtdatahash" xmlns:w16sdtfl="http://schemas.microsoft.com/office/word/2024/wordml/sdtformatlock" xmlns:w16se="http://schemas.microsoft.com/office/word/2015/wordml/symex" xmlns:wpg="http://schemas.microsoft.com/office/word/2010/wordprocessingGroup" xmlns:wpi="http://schemas.microsoft.com/office/word/2010/wordprocessingInk" xmlns:wne="http://schemas.microsoft.com/office/word/2006/wordml" xmlns:wps="http://schemas.microsoft.com/office/word/2010/wordprocessingShape" mc:Ignorable="w14 w15 w16se w16cid w16 w16cex w16sdtdh w16sdtfl w16du wp14">
   <w:p>
     <w:pPr>
       <w:pStyle w:val="SAGEFooter"/>
@@ -3958,7 +4390,7 @@
 </file>
 
 <file path=word/footer2.xml><?xml version="1.0" encoding="utf-8"?>
-<w:ftr xmlns:wpc="http://schemas.microsoft.com/office/word/2010/wordprocessingCanvas" xmlns:cx="http://schemas.microsoft.com/office/drawing/2014/chartex" xmlns:cx1="http://schemas.microsoft.com/office/drawing/2015/9/8/chartex" xmlns:cx2="http://schemas.microsoft.com/office/drawing/2015/10/21/chartex" xmlns:cx3="http://schemas.microsoft.com/office/drawing/2016/5/9/chartex" xmlns:cx4="http://schemas.microsoft.com/office/drawing/2016/5/10/chartex" xmlns:cx5="http://schemas.microsoft.com/office/drawing/2016/5/11/chartex" xmlns:cx6="http://schemas.microsoft.com/office/drawing/2016/5/12/chartex" xmlns:cx7="http://schemas.microsoft.com/office/drawing/2016/5/13/chartex" xmlns:cx8="http://schemas.microsoft.com/office/drawing/2016/5/14/chartex" xmlns:mc="http://schemas.openxmlformats.org/markup-compatibility/2006" xmlns:aink="http://schemas.microsoft.com/office/drawing/2016/ink" xmlns:am3d="http://schemas.microsoft.com/office/drawing/2017/model3d" xmlns:o="urn:schemas-microsoft-com:office:office" xmlns:oel="http://schemas.microsoft.com/office/2019/extlst" xmlns:r="http://schemas.openxmlformats.org/officeDocument/2006/relationships" xmlns:m="http://schemas.openxmlformats.org/officeDocument/2006/math" xmlns:v="urn:schemas-microsoft-com:vml" xmlns:wp14="http://schemas.microsoft.com/office/word/2010/wordprocessingDrawing" xmlns:wp="http://schemas.openxmlformats.org/drawingml/2006/wordprocessingDrawing" xmlns:w10="urn:schemas-microsoft-com:office:word" xmlns:w="http://schemas.openxmlformats.org/wordprocessingml/2006/main" xmlns:w14="http://schemas.microsoft.com/office/word/2010/wordml" xmlns:w15="http://schemas.microsoft.com/office/word/2012/wordml" xmlns:w16cex="http://schemas.microsoft.com/office/word/2018/wordml/cex" xmlns:w16cid="http://schemas.microsoft.com/office/word/2016/wordml/cid" xmlns:w16="http://schemas.microsoft.com/office/word/2018/wordml" xmlns:w16du="http://schemas.microsoft.com/office/word/2023/wordml/word16du" xmlns:w16sdtdh="http://schemas.microsoft.com/office/word/2020/wordml/sdtdatahash" xmlns:w16sdtfl="http://schemas.microsoft.com/office/word/2024/wordml/sdtformatlock" xmlns:w16se="http://schemas.microsoft.com/office/word/2015/wordml/symex" xmlns:wpg="http://schemas.microsoft.com/office/word/2010/wordprocessingGroup" xmlns:wpi="http://schemas.microsoft.com/office/word/2010/wordprocessingInk" xmlns:wne="http://schemas.microsoft.com/office/word/2006/wordml" xmlns:wps="http://schemas.microsoft.com/office/word/2010/wordprocessingShape" mc:Ignorable="w14 w15 w16se w16cid w16 w16cex w16sdtdh w16sdtfl w16du wp14">
+<w:ftr xmlns:wpc="http://schemas.microsoft.com/office/word/2010/wordprocessingCanvas" xmlns:cx="http://schemas.microsoft.com/office/drawing/2014/chartex" xmlns:cx1="http://schemas.microsoft.com/office/drawing/2015/9/8/chartex" xmlns:cx2="http://schemas.microsoft.com/office/drawing/2015/10/21/chartex" xmlns:cx3="http://schemas.microsoft.com/office/drawing/2016/5/9/chartex" xmlns:cx4="http://schemas.microsoft.com/office/drawing/2016/5/10/chartex" xmlns:cx5="http://schemas.microsoft.com/office/drawing/2016/5/11/chartex" xmlns:cx6="http://schemas.microsoft.com/office/drawing/2016/5/12/chartex" xmlns:cx7="http://schemas.microsoft.com/office/drawing/2016/5/13/chartex" xmlns:cx8="http://schemas.microsoft.com/office/drawing/2016/5/14/chartex" xmlns:mc="http://schemas.openxmlformats.org/markup-compatibility/2006" xmlns:aink="http://schemas.microsoft.com/office/drawing/2016/ink" xmlns:am3d="http://schemas.microsoft.com/office/drawing/2017/model3d" xmlns:o="urn:schemas-microsoft-com:office:office" xmlns:oel="http://schemas.microsoft.com/office/2019/extlst" xmlns:r="http://schemas.openxmlformats.org/officeDocument/2006/relationships" xmlns:m="http://schemas.openxmlformats.org/officeDocument/2006/math" xmlns:v="urn:schemas-microsoft-com:vml" xmlns:wp14="http://schemas.microsoft.com/office/word/2010/wordprocessingDrawing" xmlns:wp="http://schemas.openxmlformats.org/drawingml/2006/wordprocessingDrawing" xmlns:w10="urn:schemas-microsoft-com:office:word" xmlns:w="http://schemas.openxmlformats.org/wordprocessingml/2006/main" xmlns:w14="http://schemas.microsoft.com/office/word/2010/wordml" xmlns:w15="http://schemas.microsoft.com/office/word/2012/wordml" xmlns:w16cei="http://schemas.microsoft.com/office/word/2026/wordml/cei" xmlns:w16cex="http://schemas.microsoft.com/office/word/2018/wordml/cex" xmlns:w16cid="http://schemas.microsoft.com/office/word/2016/wordml/cid" xmlns:w16="http://schemas.microsoft.com/office/word/2018/wordml" xmlns:w16du="http://schemas.microsoft.com/office/word/2023/wordml/word16du" xmlns:w16sdtdh="http://schemas.microsoft.com/office/word/2020/wordml/sdtdatahash" xmlns:w16sdtfl="http://schemas.microsoft.com/office/word/2024/wordml/sdtformatlock" xmlns:w16se="http://schemas.microsoft.com/office/word/2015/wordml/symex" xmlns:wpg="http://schemas.microsoft.com/office/word/2010/wordprocessingGroup" xmlns:wpi="http://schemas.microsoft.com/office/word/2010/wordprocessingInk" xmlns:wne="http://schemas.microsoft.com/office/word/2006/wordml" xmlns:wps="http://schemas.microsoft.com/office/word/2010/wordprocessingShape" mc:Ignorable="w14 w15 w16se w16cid w16 w16cex w16sdtdh w16sdtfl w16du wp14">
   <w:p>
     <w:pPr>
       <w:pStyle w:val="Footer"/>
@@ -3969,7 +4401,7 @@
 </file>
 
 <file path=word/footer3.xml><?xml version="1.0" encoding="utf-8"?>
-<w:ftr xmlns:wpc="http://schemas.microsoft.com/office/word/2010/wordprocessingCanvas" xmlns:cx="http://schemas.microsoft.com/office/drawing/2014/chartex" xmlns:cx1="http://schemas.microsoft.com/office/drawing/2015/9/8/chartex" xmlns:cx2="http://schemas.microsoft.com/office/drawing/2015/10/21/chartex" xmlns:cx3="http://schemas.microsoft.com/office/drawing/2016/5/9/chartex" xmlns:cx4="http://schemas.microsoft.com/office/drawing/2016/5/10/chartex" xmlns:cx5="http://schemas.microsoft.com/office/drawing/2016/5/11/chartex" xmlns:cx6="http://schemas.microsoft.com/office/drawing/2016/5/12/chartex" xmlns:cx7="http://schemas.microsoft.com/office/drawing/2016/5/13/chartex" xmlns:cx8="http://schemas.microsoft.com/office/drawing/2016/5/14/chartex" xmlns:mc="http://schemas.openxmlformats.org/markup-compatibility/2006" xmlns:aink="http://schemas.microsoft.com/office/drawing/2016/ink" xmlns:am3d="http://schemas.microsoft.com/office/drawing/2017/model3d" xmlns:o="urn:schemas-microsoft-com:office:office" xmlns:oel="http://schemas.microsoft.com/office/2019/extlst" xmlns:r="http://schemas.openxmlformats.org/officeDocument/2006/relationships" xmlns:m="http://schemas.openxmlformats.org/officeDocument/2006/math" xmlns:v="urn:schemas-microsoft-com:vml" xmlns:wp14="http://schemas.microsoft.com/office/word/2010/wordprocessingDrawing" xmlns:wp="http://schemas.openxmlformats.org/drawingml/2006/wordprocessingDrawing" xmlns:w10="urn:schemas-microsoft-com:office:word" xmlns:w="http://schemas.openxmlformats.org/wordprocessingml/2006/main" xmlns:w14="http://schemas.microsoft.com/office/word/2010/wordml" xmlns:w15="http://schemas.microsoft.com/office/word/2012/wordml" xmlns:w16cex="http://schemas.microsoft.com/office/word/2018/wordml/cex" xmlns:w16cid="http://schemas.microsoft.com/office/word/2016/wordml/cid" xmlns:w16="http://schemas.microsoft.com/office/word/2018/wordml" xmlns:w16du="http://schemas.microsoft.com/office/word/2023/wordml/word16du" xmlns:w16sdtdh="http://schemas.microsoft.com/office/word/2020/wordml/sdtdatahash" xmlns:w16sdtfl="http://schemas.microsoft.com/office/word/2024/wordml/sdtformatlock" xmlns:w16se="http://schemas.microsoft.com/office/word/2015/wordml/symex" xmlns:wpg="http://schemas.microsoft.com/office/word/2010/wordprocessingGroup" xmlns:wpi="http://schemas.microsoft.com/office/word/2010/wordprocessingInk" xmlns:wne="http://schemas.microsoft.com/office/word/2006/wordml" xmlns:wps="http://schemas.microsoft.com/office/word/2010/wordprocessingShape" mc:Ignorable="w14 w15 w16se w16cid w16 w16cex w16sdtdh w16sdtfl w16du wp14">
+<w:ftr xmlns:wpc="http://schemas.microsoft.com/office/word/2010/wordprocessingCanvas" xmlns:cx="http://schemas.microsoft.com/office/drawing/2014/chartex" xmlns:cx1="http://schemas.microsoft.com/office/drawing/2015/9/8/chartex" xmlns:cx2="http://schemas.microsoft.com/office/drawing/2015/10/21/chartex" xmlns:cx3="http://schemas.microsoft.com/office/drawing/2016/5/9/chartex" xmlns:cx4="http://schemas.microsoft.com/office/drawing/2016/5/10/chartex" xmlns:cx5="http://schemas.microsoft.com/office/drawing/2016/5/11/chartex" xmlns:cx6="http://schemas.microsoft.com/office/drawing/2016/5/12/chartex" xmlns:cx7="http://schemas.microsoft.com/office/drawing/2016/5/13/chartex" xmlns:cx8="http://schemas.microsoft.com/office/drawing/2016/5/14/chartex" xmlns:mc="http://schemas.openxmlformats.org/markup-compatibility/2006" xmlns:aink="http://schemas.microsoft.com/office/drawing/2016/ink" xmlns:am3d="http://schemas.microsoft.com/office/drawing/2017/model3d" xmlns:o="urn:schemas-microsoft-com:office:office" xmlns:oel="http://schemas.microsoft.com/office/2019/extlst" xmlns:r="http://schemas.openxmlformats.org/officeDocument/2006/relationships" xmlns:m="http://schemas.openxmlformats.org/officeDocument/2006/math" xmlns:v="urn:schemas-microsoft-com:vml" xmlns:wp14="http://schemas.microsoft.com/office/word/2010/wordprocessingDrawing" xmlns:wp="http://schemas.openxmlformats.org/drawingml/2006/wordprocessingDrawing" xmlns:w10="urn:schemas-microsoft-com:office:word" xmlns:w="http://schemas.openxmlformats.org/wordprocessingml/2006/main" xmlns:w14="http://schemas.microsoft.com/office/word/2010/wordml" xmlns:w15="http://schemas.microsoft.com/office/word/2012/wordml" xmlns:w16cei="http://schemas.microsoft.com/office/word/2026/wordml/cei" xmlns:w16cex="http://schemas.microsoft.com/office/word/2018/wordml/cex" xmlns:w16cid="http://schemas.microsoft.com/office/word/2016/wordml/cid" xmlns:w16="http://schemas.microsoft.com/office/word/2018/wordml" xmlns:w16du="http://schemas.microsoft.com/office/word/2023/wordml/word16du" xmlns:w16sdtdh="http://schemas.microsoft.com/office/word/2020/wordml/sdtdatahash" xmlns:w16sdtfl="http://schemas.microsoft.com/office/word/2024/wordml/sdtformatlock" xmlns:w16se="http://schemas.microsoft.com/office/word/2015/wordml/symex" xmlns:wpg="http://schemas.microsoft.com/office/word/2010/wordprocessingGroup" xmlns:wpi="http://schemas.microsoft.com/office/word/2010/wordprocessingInk" xmlns:wne="http://schemas.microsoft.com/office/word/2006/wordml" xmlns:wps="http://schemas.microsoft.com/office/word/2010/wordprocessingShape" mc:Ignorable="w14 w15 w16se w16cid w16 w16cex w16sdtdh w16sdtfl w16du wp14">
   <w:tbl>
     <w:tblPr>
       <w:tblStyle w:val="TableGrid"/>
@@ -4164,7 +4596,7 @@
 </file>
 
 <file path=word/footer4.xml><?xml version="1.0" encoding="utf-8"?>
-<w:ftr xmlns:wpc="http://schemas.microsoft.com/office/word/2010/wordprocessingCanvas" xmlns:cx="http://schemas.microsoft.com/office/drawing/2014/chartex" xmlns:cx1="http://schemas.microsoft.com/office/drawing/2015/9/8/chartex" xmlns:cx2="http://schemas.microsoft.com/office/drawing/2015/10/21/chartex" xmlns:cx3="http://schemas.microsoft.com/office/drawing/2016/5/9/chartex" xmlns:cx4="http://schemas.microsoft.com/office/drawing/2016/5/10/chartex" xmlns:cx5="http://schemas.microsoft.com/office/drawing/2016/5/11/chartex" xmlns:cx6="http://schemas.microsoft.com/office/drawing/2016/5/12/chartex" xmlns:cx7="http://schemas.microsoft.com/office/drawing/2016/5/13/chartex" xmlns:cx8="http://schemas.microsoft.com/office/drawing/2016/5/14/chartex" xmlns:mc="http://schemas.openxmlformats.org/markup-compatibility/2006" xmlns:aink="http://schemas.microsoft.com/office/drawing/2016/ink" xmlns:am3d="http://schemas.microsoft.com/office/drawing/2017/model3d" xmlns:o="urn:schemas-microsoft-com:office:office" xmlns:oel="http://schemas.microsoft.com/office/2019/extlst" xmlns:r="http://schemas.openxmlformats.org/officeDocument/2006/relationships" xmlns:m="http://schemas.openxmlformats.org/officeDocument/2006/math" xmlns:v="urn:schemas-microsoft-com:vml" xmlns:wp14="http://schemas.microsoft.com/office/word/2010/wordprocessingDrawing" xmlns:wp="http://schemas.openxmlformats.org/drawingml/2006/wordprocessingDrawing" xmlns:w10="urn:schemas-microsoft-com:office:word" xmlns:w="http://schemas.openxmlformats.org/wordprocessingml/2006/main" xmlns:w14="http://schemas.microsoft.com/office/word/2010/wordml" xmlns:w15="http://schemas.microsoft.com/office/word/2012/wordml" xmlns:w16cex="http://schemas.microsoft.com/office/word/2018/wordml/cex" xmlns:w16cid="http://schemas.microsoft.com/office/word/2016/wordml/cid" xmlns:w16="http://schemas.microsoft.com/office/word/2018/wordml" xmlns:w16du="http://schemas.microsoft.com/office/word/2023/wordml/word16du" xmlns:w16sdtdh="http://schemas.microsoft.com/office/word/2020/wordml/sdtdatahash" xmlns:w16sdtfl="http://schemas.microsoft.com/office/word/2024/wordml/sdtformatlock" xmlns:w16se="http://schemas.microsoft.com/office/word/2015/wordml/symex" xmlns:wpg="http://schemas.microsoft.com/office/word/2010/wordprocessingGroup" xmlns:wpi="http://schemas.microsoft.com/office/word/2010/wordprocessingInk" xmlns:wne="http://schemas.microsoft.com/office/word/2006/wordml" xmlns:wps="http://schemas.microsoft.com/office/word/2010/wordprocessingShape" mc:Ignorable="w14 w15 w16se w16cid w16 w16cex w16sdtdh w16sdtfl w16du wp14">
+<w:ftr xmlns:wpc="http://schemas.microsoft.com/office/word/2010/wordprocessingCanvas" xmlns:cx="http://schemas.microsoft.com/office/drawing/2014/chartex" xmlns:cx1="http://schemas.microsoft.com/office/drawing/2015/9/8/chartex" xmlns:cx2="http://schemas.microsoft.com/office/drawing/2015/10/21/chartex" xmlns:cx3="http://schemas.microsoft.com/office/drawing/2016/5/9/chartex" xmlns:cx4="http://schemas.microsoft.com/office/drawing/2016/5/10/chartex" xmlns:cx5="http://schemas.microsoft.com/office/drawing/2016/5/11/chartex" xmlns:cx6="http://schemas.microsoft.com/office/drawing/2016/5/12/chartex" xmlns:cx7="http://schemas.microsoft.com/office/drawing/2016/5/13/chartex" xmlns:cx8="http://schemas.microsoft.com/office/drawing/2016/5/14/chartex" xmlns:mc="http://schemas.openxmlformats.org/markup-compatibility/2006" xmlns:aink="http://schemas.microsoft.com/office/drawing/2016/ink" xmlns:am3d="http://schemas.microsoft.com/office/drawing/2017/model3d" xmlns:o="urn:schemas-microsoft-com:office:office" xmlns:oel="http://schemas.microsoft.com/office/2019/extlst" xmlns:r="http://schemas.openxmlformats.org/officeDocument/2006/relationships" xmlns:m="http://schemas.openxmlformats.org/officeDocument/2006/math" xmlns:v="urn:schemas-microsoft-com:vml" xmlns:wp14="http://schemas.microsoft.com/office/word/2010/wordprocessingDrawing" xmlns:wp="http://schemas.openxmlformats.org/drawingml/2006/wordprocessingDrawing" xmlns:w10="urn:schemas-microsoft-com:office:word" xmlns:w="http://schemas.openxmlformats.org/wordprocessingml/2006/main" xmlns:w14="http://schemas.microsoft.com/office/word/2010/wordml" xmlns:w15="http://schemas.microsoft.com/office/word/2012/wordml" xmlns:w16cei="http://schemas.microsoft.com/office/word/2026/wordml/cei" xmlns:w16cex="http://schemas.microsoft.com/office/word/2018/wordml/cex" xmlns:w16cid="http://schemas.microsoft.com/office/word/2016/wordml/cid" xmlns:w16="http://schemas.microsoft.com/office/word/2018/wordml" xmlns:w16du="http://schemas.microsoft.com/office/word/2023/wordml/word16du" xmlns:w16sdtdh="http://schemas.microsoft.com/office/word/2020/wordml/sdtdatahash" xmlns:w16sdtfl="http://schemas.microsoft.com/office/word/2024/wordml/sdtformatlock" xmlns:w16se="http://schemas.microsoft.com/office/word/2015/wordml/symex" xmlns:wpg="http://schemas.microsoft.com/office/word/2010/wordprocessingGroup" xmlns:wpi="http://schemas.microsoft.com/office/word/2010/wordprocessingInk" xmlns:wne="http://schemas.microsoft.com/office/word/2006/wordml" xmlns:wps="http://schemas.microsoft.com/office/word/2010/wordprocessingShape" mc:Ignorable="w14 w15 w16se w16cid w16 w16cex w16sdtdh w16sdtfl w16du wp14">
   <w:tbl>
     <w:tblPr>
       <w:tblStyle w:val="TableGrid"/>
@@ -4325,7 +4757,7 @@
 </file>
 
 <file path=word/footnotes.xml><?xml version="1.0" encoding="utf-8"?>
-<w:footnotes xmlns:wpc="http://schemas.microsoft.com/office/word/2010/wordprocessingCanvas" xmlns:cx="http://schemas.microsoft.com/office/drawing/2014/chartex" xmlns:cx1="http://schemas.microsoft.com/office/drawing/2015/9/8/chartex" xmlns:cx2="http://schemas.microsoft.com/office/drawing/2015/10/21/chartex" xmlns:cx3="http://schemas.microsoft.com/office/drawing/2016/5/9/chartex" xmlns:cx4="http://schemas.microsoft.com/office/drawing/2016/5/10/chartex" xmlns:cx5="http://schemas.microsoft.com/office/drawing/2016/5/11/chartex" xmlns:cx6="http://schemas.microsoft.com/office/drawing/2016/5/12/chartex" xmlns:cx7="http://schemas.microsoft.com/office/drawing/2016/5/13/chartex" xmlns:cx8="http://schemas.microsoft.com/office/drawing/2016/5/14/chartex" xmlns:mc="http://schemas.openxmlformats.org/markup-compatibility/2006" xmlns:aink="http://schemas.microsoft.com/office/drawing/2016/ink" xmlns:am3d="http://schemas.microsoft.com/office/drawing/2017/model3d" xmlns:o="urn:schemas-microsoft-com:office:office" xmlns:oel="http://schemas.microsoft.com/office/2019/extlst" xmlns:r="http://schemas.openxmlformats.org/officeDocument/2006/relationships" xmlns:m="http://schemas.openxmlformats.org/officeDocument/2006/math" xmlns:v="urn:schemas-microsoft-com:vml" xmlns:wp14="http://schemas.microsoft.com/office/word/2010/wordprocessingDrawing" xmlns:wp="http://schemas.openxmlformats.org/drawingml/2006/wordprocessingDrawing" xmlns:w10="urn:schemas-microsoft-com:office:word" xmlns:w="http://schemas.openxmlformats.org/wordprocessingml/2006/main" xmlns:w14="http://schemas.microsoft.com/office/word/2010/wordml" xmlns:w15="http://schemas.microsoft.com/office/word/2012/wordml" xmlns:w16cex="http://schemas.microsoft.com/office/word/2018/wordml/cex" xmlns:w16cid="http://schemas.microsoft.com/office/word/2016/wordml/cid" xmlns:w16="http://schemas.microsoft.com/office/word/2018/wordml" xmlns:w16du="http://schemas.microsoft.com/office/word/2023/wordml/word16du" xmlns:w16sdtdh="http://schemas.microsoft.com/office/word/2020/wordml/sdtdatahash" xmlns:w16sdtfl="http://schemas.microsoft.com/office/word/2024/wordml/sdtformatlock" xmlns:w16se="http://schemas.microsoft.com/office/word/2015/wordml/symex" xmlns:wpg="http://schemas.microsoft.com/office/word/2010/wordprocessingGroup" xmlns:wpi="http://schemas.microsoft.com/office/word/2010/wordprocessingInk" xmlns:wne="http://schemas.microsoft.com/office/word/2006/wordml" xmlns:wps="http://schemas.microsoft.com/office/word/2010/wordprocessingShape" mc:Ignorable="w14 w15 w16se w16cid w16 w16cex w16sdtdh w16sdtfl w16du wp14">
+<w:footnotes xmlns:wpc="http://schemas.microsoft.com/office/word/2010/wordprocessingCanvas" xmlns:cx="http://schemas.microsoft.com/office/drawing/2014/chartex" xmlns:cx1="http://schemas.microsoft.com/office/drawing/2015/9/8/chartex" xmlns:cx2="http://schemas.microsoft.com/office/drawing/2015/10/21/chartex" xmlns:cx3="http://schemas.microsoft.com/office/drawing/2016/5/9/chartex" xmlns:cx4="http://schemas.microsoft.com/office/drawing/2016/5/10/chartex" xmlns:cx5="http://schemas.microsoft.com/office/drawing/2016/5/11/chartex" xmlns:cx6="http://schemas.microsoft.com/office/drawing/2016/5/12/chartex" xmlns:cx7="http://schemas.microsoft.com/office/drawing/2016/5/13/chartex" xmlns:cx8="http://schemas.microsoft.com/office/drawing/2016/5/14/chartex" xmlns:mc="http://schemas.openxmlformats.org/markup-compatibility/2006" xmlns:aink="http://schemas.microsoft.com/office/drawing/2016/ink" xmlns:am3d="http://schemas.microsoft.com/office/drawing/2017/model3d" xmlns:o="urn:schemas-microsoft-com:office:office" xmlns:oel="http://schemas.microsoft.com/office/2019/extlst" xmlns:r="http://schemas.openxmlformats.org/officeDocument/2006/relationships" xmlns:m="http://schemas.openxmlformats.org/officeDocument/2006/math" xmlns:v="urn:schemas-microsoft-com:vml" xmlns:wp14="http://schemas.microsoft.com/office/word/2010/wordprocessingDrawing" xmlns:wp="http://schemas.openxmlformats.org/drawingml/2006/wordprocessingDrawing" xmlns:w10="urn:schemas-microsoft-com:office:word" xmlns:w="http://schemas.openxmlformats.org/wordprocessingml/2006/main" xmlns:w14="http://schemas.microsoft.com/office/word/2010/wordml" xmlns:w15="http://schemas.microsoft.com/office/word/2012/wordml" xmlns:w16cei="http://schemas.microsoft.com/office/word/2026/wordml/cei" xmlns:w16cex="http://schemas.microsoft.com/office/word/2018/wordml/cex" xmlns:w16cid="http://schemas.microsoft.com/office/word/2016/wordml/cid" xmlns:w16="http://schemas.microsoft.com/office/word/2018/wordml" xmlns:w16du="http://schemas.microsoft.com/office/word/2023/wordml/word16du" xmlns:w16sdtdh="http://schemas.microsoft.com/office/word/2020/wordml/sdtdatahash" xmlns:w16sdtfl="http://schemas.microsoft.com/office/word/2024/wordml/sdtformatlock" xmlns:w16se="http://schemas.microsoft.com/office/word/2015/wordml/symex" xmlns:wpg="http://schemas.microsoft.com/office/word/2010/wordprocessingGroup" xmlns:wpi="http://schemas.microsoft.com/office/word/2010/wordprocessingInk" xmlns:wne="http://schemas.microsoft.com/office/word/2006/wordml" xmlns:wps="http://schemas.microsoft.com/office/word/2010/wordprocessingShape" mc:Ignorable="w14 w15 w16se w16cid w16 w16cex w16sdtdh w16sdtfl w16du wp14">
   <w:footnote w:type="separator" w:id="-1">
     <w:p>
       <w:pPr>
@@ -4354,7 +4786,7 @@
 </file>
 
 <file path=word/header1.xml><?xml version="1.0" encoding="utf-8"?>
-<w:hdr xmlns:wpc="http://schemas.microsoft.com/office/word/2010/wordprocessingCanvas" xmlns:cx="http://schemas.microsoft.com/office/drawing/2014/chartex" xmlns:cx1="http://schemas.microsoft.com/office/drawing/2015/9/8/chartex" xmlns:cx2="http://schemas.microsoft.com/office/drawing/2015/10/21/chartex" xmlns:cx3="http://schemas.microsoft.com/office/drawing/2016/5/9/chartex" xmlns:cx4="http://schemas.microsoft.com/office/drawing/2016/5/10/chartex" xmlns:cx5="http://schemas.microsoft.com/office/drawing/2016/5/11/chartex" xmlns:cx6="http://schemas.microsoft.com/office/drawing/2016/5/12/chartex" xmlns:cx7="http://schemas.microsoft.com/office/drawing/2016/5/13/chartex" xmlns:cx8="http://schemas.microsoft.com/office/drawing/2016/5/14/chartex" xmlns:mc="http://schemas.openxmlformats.org/markup-compatibility/2006" xmlns:aink="http://schemas.microsoft.com/office/drawing/2016/ink" xmlns:am3d="http://schemas.microsoft.com/office/drawing/2017/model3d" xmlns:o="urn:schemas-microsoft-com:office:office" xmlns:oel="http://schemas.microsoft.com/office/2019/extlst" xmlns:r="http://schemas.openxmlformats.org/officeDocument/2006/relationships" xmlns:m="http://schemas.openxmlformats.org/officeDocument/2006/math" xmlns:v="urn:schemas-microsoft-com:vml" xmlns:wp14="http://schemas.microsoft.com/office/word/2010/wordprocessingDrawing" xmlns:wp="http://schemas.openxmlformats.org/drawingml/2006/wordprocessingDrawing" xmlns:w10="urn:schemas-microsoft-com:office:word" xmlns:w="http://schemas.openxmlformats.org/wordprocessingml/2006/main" xmlns:w14="http://schemas.microsoft.com/office/word/2010/wordml" xmlns:w15="http://schemas.microsoft.com/office/word/2012/wordml" xmlns:w16cex="http://schemas.microsoft.com/office/word/2018/wordml/cex" xmlns:w16cid="http://schemas.microsoft.com/office/word/2016/wordml/cid" xmlns:w16="http://schemas.microsoft.com/office/word/2018/wordml" xmlns:w16du="http://schemas.microsoft.com/office/word/2023/wordml/word16du" xmlns:w16sdtdh="http://schemas.microsoft.com/office/word/2020/wordml/sdtdatahash" xmlns:w16sdtfl="http://schemas.microsoft.com/office/word/2024/wordml/sdtformatlock" xmlns:w16se="http://schemas.microsoft.com/office/word/2015/wordml/symex" xmlns:wpg="http://schemas.microsoft.com/office/word/2010/wordprocessingGroup" xmlns:wpi="http://schemas.microsoft.com/office/word/2010/wordprocessingInk" xmlns:wne="http://schemas.microsoft.com/office/word/2006/wordml" xmlns:wps="http://schemas.microsoft.com/office/word/2010/wordprocessingShape" mc:Ignorable="w14 w15 w16se w16cid w16 w16cex w16sdtdh w16sdtfl w16du wp14">
+<w:hdr xmlns:wpc="http://schemas.microsoft.com/office/word/2010/wordprocessingCanvas" xmlns:cx="http://schemas.microsoft.com/office/drawing/2014/chartex" xmlns:cx1="http://schemas.microsoft.com/office/drawing/2015/9/8/chartex" xmlns:cx2="http://schemas.microsoft.com/office/drawing/2015/10/21/chartex" xmlns:cx3="http://schemas.microsoft.com/office/drawing/2016/5/9/chartex" xmlns:cx4="http://schemas.microsoft.com/office/drawing/2016/5/10/chartex" xmlns:cx5="http://schemas.microsoft.com/office/drawing/2016/5/11/chartex" xmlns:cx6="http://schemas.microsoft.com/office/drawing/2016/5/12/chartex" xmlns:cx7="http://schemas.microsoft.com/office/drawing/2016/5/13/chartex" xmlns:cx8="http://schemas.microsoft.com/office/drawing/2016/5/14/chartex" xmlns:mc="http://schemas.openxmlformats.org/markup-compatibility/2006" xmlns:aink="http://schemas.microsoft.com/office/drawing/2016/ink" xmlns:am3d="http://schemas.microsoft.com/office/drawing/2017/model3d" xmlns:o="urn:schemas-microsoft-com:office:office" xmlns:oel="http://schemas.microsoft.com/office/2019/extlst" xmlns:r="http://schemas.openxmlformats.org/officeDocument/2006/relationships" xmlns:m="http://schemas.openxmlformats.org/officeDocument/2006/math" xmlns:v="urn:schemas-microsoft-com:vml" xmlns:wp14="http://schemas.microsoft.com/office/word/2010/wordprocessingDrawing" xmlns:wp="http://schemas.openxmlformats.org/drawingml/2006/wordprocessingDrawing" xmlns:w10="urn:schemas-microsoft-com:office:word" xmlns:w="http://schemas.openxmlformats.org/wordprocessingml/2006/main" xmlns:w14="http://schemas.microsoft.com/office/word/2010/wordml" xmlns:w15="http://schemas.microsoft.com/office/word/2012/wordml" xmlns:w16cei="http://schemas.microsoft.com/office/word/2026/wordml/cei" xmlns:w16cex="http://schemas.microsoft.com/office/word/2018/wordml/cex" xmlns:w16cid="http://schemas.microsoft.com/office/word/2016/wordml/cid" xmlns:w16="http://schemas.microsoft.com/office/word/2018/wordml" xmlns:w16du="http://schemas.microsoft.com/office/word/2023/wordml/word16du" xmlns:w16sdtdh="http://schemas.microsoft.com/office/word/2020/wordml/sdtdatahash" xmlns:w16sdtfl="http://schemas.microsoft.com/office/word/2024/wordml/sdtformatlock" xmlns:w16se="http://schemas.microsoft.com/office/word/2015/wordml/symex" xmlns:wpg="http://schemas.microsoft.com/office/word/2010/wordprocessingGroup" xmlns:wpi="http://schemas.microsoft.com/office/word/2010/wordprocessingInk" xmlns:wne="http://schemas.microsoft.com/office/word/2006/wordml" xmlns:wps="http://schemas.microsoft.com/office/word/2010/wordprocessingShape" mc:Ignorable="w14 w15 w16se w16cid w16 w16cex w16sdtdh w16sdtfl w16du wp14">
   <w:p>
     <w:pPr>
       <w:pStyle w:val="Header"/>
@@ -4433,7 +4865,7 @@
 </file>
 
 <file path=word/header2.xml><?xml version="1.0" encoding="utf-8"?>
-<w:hdr xmlns:wpc="http://schemas.microsoft.com/office/word/2010/wordprocessingCanvas" xmlns:cx="http://schemas.microsoft.com/office/drawing/2014/chartex" xmlns:cx1="http://schemas.microsoft.com/office/drawing/2015/9/8/chartex" xmlns:cx2="http://schemas.microsoft.com/office/drawing/2015/10/21/chartex" xmlns:cx3="http://schemas.microsoft.com/office/drawing/2016/5/9/chartex" xmlns:cx4="http://schemas.microsoft.com/office/drawing/2016/5/10/chartex" xmlns:cx5="http://schemas.microsoft.com/office/drawing/2016/5/11/chartex" xmlns:cx6="http://schemas.microsoft.com/office/drawing/2016/5/12/chartex" xmlns:cx7="http://schemas.microsoft.com/office/drawing/2016/5/13/chartex" xmlns:cx8="http://schemas.microsoft.com/office/drawing/2016/5/14/chartex" xmlns:mc="http://schemas.openxmlformats.org/markup-compatibility/2006" xmlns:aink="http://schemas.microsoft.com/office/drawing/2016/ink" xmlns:am3d="http://schemas.microsoft.com/office/drawing/2017/model3d" xmlns:o="urn:schemas-microsoft-com:office:office" xmlns:oel="http://schemas.microsoft.com/office/2019/extlst" xmlns:r="http://schemas.openxmlformats.org/officeDocument/2006/relationships" xmlns:m="http://schemas.openxmlformats.org/officeDocument/2006/math" xmlns:v="urn:schemas-microsoft-com:vml" xmlns:wp14="http://schemas.microsoft.com/office/word/2010/wordprocessingDrawing" xmlns:wp="http://schemas.openxmlformats.org/drawingml/2006/wordprocessingDrawing" xmlns:w10="urn:schemas-microsoft-com:office:word" xmlns:w="http://schemas.openxmlformats.org/wordprocessingml/2006/main" xmlns:w14="http://schemas.microsoft.com/office/word/2010/wordml" xmlns:w15="http://schemas.microsoft.com/office/word/2012/wordml" xmlns:w16cex="http://schemas.microsoft.com/office/word/2018/wordml/cex" xmlns:w16cid="http://schemas.microsoft.com/office/word/2016/wordml/cid" xmlns:w16="http://schemas.microsoft.com/office/word/2018/wordml" xmlns:w16du="http://schemas.microsoft.com/office/word/2023/wordml/word16du" xmlns:w16sdtdh="http://schemas.microsoft.com/office/word/2020/wordml/sdtdatahash" xmlns:w16sdtfl="http://schemas.microsoft.com/office/word/2024/wordml/sdtformatlock" xmlns:w16se="http://schemas.microsoft.com/office/word/2015/wordml/symex" xmlns:wpg="http://schemas.microsoft.com/office/word/2010/wordprocessingGroup" xmlns:wpi="http://schemas.microsoft.com/office/word/2010/wordprocessingInk" xmlns:wne="http://schemas.microsoft.com/office/word/2006/wordml" xmlns:wps="http://schemas.microsoft.com/office/word/2010/wordprocessingShape" mc:Ignorable="w14 w15 w16se w16cid w16 w16cex w16sdtdh w16sdtfl w16du wp14">
+<w:hdr xmlns:wpc="http://schemas.microsoft.com/office/word/2010/wordprocessingCanvas" xmlns:cx="http://schemas.microsoft.com/office/drawing/2014/chartex" xmlns:cx1="http://schemas.microsoft.com/office/drawing/2015/9/8/chartex" xmlns:cx2="http://schemas.microsoft.com/office/drawing/2015/10/21/chartex" xmlns:cx3="http://schemas.microsoft.com/office/drawing/2016/5/9/chartex" xmlns:cx4="http://schemas.microsoft.com/office/drawing/2016/5/10/chartex" xmlns:cx5="http://schemas.microsoft.com/office/drawing/2016/5/11/chartex" xmlns:cx6="http://schemas.microsoft.com/office/drawing/2016/5/12/chartex" xmlns:cx7="http://schemas.microsoft.com/office/drawing/2016/5/13/chartex" xmlns:cx8="http://schemas.microsoft.com/office/drawing/2016/5/14/chartex" xmlns:mc="http://schemas.openxmlformats.org/markup-compatibility/2006" xmlns:aink="http://schemas.microsoft.com/office/drawing/2016/ink" xmlns:am3d="http://schemas.microsoft.com/office/drawing/2017/model3d" xmlns:o="urn:schemas-microsoft-com:office:office" xmlns:oel="http://schemas.microsoft.com/office/2019/extlst" xmlns:r="http://schemas.openxmlformats.org/officeDocument/2006/relationships" xmlns:m="http://schemas.openxmlformats.org/officeDocument/2006/math" xmlns:v="urn:schemas-microsoft-com:vml" xmlns:wp14="http://schemas.microsoft.com/office/word/2010/wordprocessingDrawing" xmlns:wp="http://schemas.openxmlformats.org/drawingml/2006/wordprocessingDrawing" xmlns:w10="urn:schemas-microsoft-com:office:word" xmlns:w="http://schemas.openxmlformats.org/wordprocessingml/2006/main" xmlns:w14="http://schemas.microsoft.com/office/word/2010/wordml" xmlns:w15="http://schemas.microsoft.com/office/word/2012/wordml" xmlns:w16cei="http://schemas.microsoft.com/office/word/2026/wordml/cei" xmlns:w16cex="http://schemas.microsoft.com/office/word/2018/wordml/cex" xmlns:w16cid="http://schemas.microsoft.com/office/word/2016/wordml/cid" xmlns:w16="http://schemas.microsoft.com/office/word/2018/wordml" xmlns:w16du="http://schemas.microsoft.com/office/word/2023/wordml/word16du" xmlns:w16sdtdh="http://schemas.microsoft.com/office/word/2020/wordml/sdtdatahash" xmlns:w16sdtfl="http://schemas.microsoft.com/office/word/2024/wordml/sdtformatlock" xmlns:w16se="http://schemas.microsoft.com/office/word/2015/wordml/symex" xmlns:wpg="http://schemas.microsoft.com/office/word/2010/wordprocessingGroup" xmlns:wpi="http://schemas.microsoft.com/office/word/2010/wordprocessingInk" xmlns:wne="http://schemas.microsoft.com/office/word/2006/wordml" xmlns:wps="http://schemas.microsoft.com/office/word/2010/wordprocessingShape" mc:Ignorable="w14 w15 w16se w16cid w16 w16cex w16sdtdh w16sdtfl w16du wp14">
   <w:p>
     <w:pPr>
       <w:pStyle w:val="Header"/>
@@ -4444,7 +4876,7 @@
 </file>
 
 <file path=word/header3.xml><?xml version="1.0" encoding="utf-8"?>
-<w:hdr xmlns:wpc="http://schemas.microsoft.com/office/word/2010/wordprocessingCanvas" xmlns:cx="http://schemas.microsoft.com/office/drawing/2014/chartex" xmlns:cx1="http://schemas.microsoft.com/office/drawing/2015/9/8/chartex" xmlns:cx2="http://schemas.microsoft.com/office/drawing/2015/10/21/chartex" xmlns:cx3="http://schemas.microsoft.com/office/drawing/2016/5/9/chartex" xmlns:cx4="http://schemas.microsoft.com/office/drawing/2016/5/10/chartex" xmlns:cx5="http://schemas.microsoft.com/office/drawing/2016/5/11/chartex" xmlns:cx6="http://schemas.microsoft.com/office/drawing/2016/5/12/chartex" xmlns:cx7="http://schemas.microsoft.com/office/drawing/2016/5/13/chartex" xmlns:cx8="http://schemas.microsoft.com/office/drawing/2016/5/14/chartex" xmlns:mc="http://schemas.openxmlformats.org/markup-compatibility/2006" xmlns:aink="http://schemas.microsoft.com/office/drawing/2016/ink" xmlns:am3d="http://schemas.microsoft.com/office/drawing/2017/model3d" xmlns:o="urn:schemas-microsoft-com:office:office" xmlns:oel="http://schemas.microsoft.com/office/2019/extlst" xmlns:r="http://schemas.openxmlformats.org/officeDocument/2006/relationships" xmlns:m="http://schemas.openxmlformats.org/officeDocument/2006/math" xmlns:v="urn:schemas-microsoft-com:vml" xmlns:wp14="http://schemas.microsoft.com/office/word/2010/wordprocessingDrawing" xmlns:wp="http://schemas.openxmlformats.org/drawingml/2006/wordprocessingDrawing" xmlns:w10="urn:schemas-microsoft-com:office:word" xmlns:w="http://schemas.openxmlformats.org/wordprocessingml/2006/main" xmlns:w14="http://schemas.microsoft.com/office/word/2010/wordml" xmlns:w15="http://schemas.microsoft.com/office/word/2012/wordml" xmlns:w16cex="http://schemas.microsoft.com/office/word/2018/wordml/cex" xmlns:w16cid="http://schemas.microsoft.com/office/word/2016/wordml/cid" xmlns:w16="http://schemas.microsoft.com/office/word/2018/wordml" xmlns:w16du="http://schemas.microsoft.com/office/word/2023/wordml/word16du" xmlns:w16sdtdh="http://schemas.microsoft.com/office/word/2020/wordml/sdtdatahash" xmlns:w16sdtfl="http://schemas.microsoft.com/office/word/2024/wordml/sdtformatlock" xmlns:w16se="http://schemas.microsoft.com/office/word/2015/wordml/symex" xmlns:wpg="http://schemas.microsoft.com/office/word/2010/wordprocessingGroup" xmlns:wpi="http://schemas.microsoft.com/office/word/2010/wordprocessingInk" xmlns:wne="http://schemas.microsoft.com/office/word/2006/wordml" xmlns:wps="http://schemas.microsoft.com/office/word/2010/wordprocessingShape" mc:Ignorable="w14 w15 w16se w16cid w16 w16cex w16sdtdh w16sdtfl w16du wp14">
+<w:hdr xmlns:wpc="http://schemas.microsoft.com/office/word/2010/wordprocessingCanvas" xmlns:cx="http://schemas.microsoft.com/office/drawing/2014/chartex" xmlns:cx1="http://schemas.microsoft.com/office/drawing/2015/9/8/chartex" xmlns:cx2="http://schemas.microsoft.com/office/drawing/2015/10/21/chartex" xmlns:cx3="http://schemas.microsoft.com/office/drawing/2016/5/9/chartex" xmlns:cx4="http://schemas.microsoft.com/office/drawing/2016/5/10/chartex" xmlns:cx5="http://schemas.microsoft.com/office/drawing/2016/5/11/chartex" xmlns:cx6="http://schemas.microsoft.com/office/drawing/2016/5/12/chartex" xmlns:cx7="http://schemas.microsoft.com/office/drawing/2016/5/13/chartex" xmlns:cx8="http://schemas.microsoft.com/office/drawing/2016/5/14/chartex" xmlns:mc="http://schemas.openxmlformats.org/markup-compatibility/2006" xmlns:aink="http://schemas.microsoft.com/office/drawing/2016/ink" xmlns:am3d="http://schemas.microsoft.com/office/drawing/2017/model3d" xmlns:o="urn:schemas-microsoft-com:office:office" xmlns:oel="http://schemas.microsoft.com/office/2019/extlst" xmlns:r="http://schemas.openxmlformats.org/officeDocument/2006/relationships" xmlns:m="http://schemas.openxmlformats.org/officeDocument/2006/math" xmlns:v="urn:schemas-microsoft-com:vml" xmlns:wp14="http://schemas.microsoft.com/office/word/2010/wordprocessingDrawing" xmlns:wp="http://schemas.openxmlformats.org/drawingml/2006/wordprocessingDrawing" xmlns:w10="urn:schemas-microsoft-com:office:word" xmlns:w="http://schemas.openxmlformats.org/wordprocessingml/2006/main" xmlns:w14="http://schemas.microsoft.com/office/word/2010/wordml" xmlns:w15="http://schemas.microsoft.com/office/word/2012/wordml" xmlns:w16cei="http://schemas.microsoft.com/office/word/2026/wordml/cei" xmlns:w16cex="http://schemas.microsoft.com/office/word/2018/wordml/cex" xmlns:w16cid="http://schemas.microsoft.com/office/word/2016/wordml/cid" xmlns:w16="http://schemas.microsoft.com/office/word/2018/wordml" xmlns:w16du="http://schemas.microsoft.com/office/word/2023/wordml/word16du" xmlns:w16sdtdh="http://schemas.microsoft.com/office/word/2020/wordml/sdtdatahash" xmlns:w16sdtfl="http://schemas.microsoft.com/office/word/2024/wordml/sdtformatlock" xmlns:w16se="http://schemas.microsoft.com/office/word/2015/wordml/symex" xmlns:wpg="http://schemas.microsoft.com/office/word/2010/wordprocessingGroup" xmlns:wpi="http://schemas.microsoft.com/office/word/2010/wordprocessingInk" xmlns:wne="http://schemas.microsoft.com/office/word/2006/wordml" xmlns:wps="http://schemas.microsoft.com/office/word/2010/wordprocessingShape" mc:Ignorable="w14 w15 w16se w16cid w16 w16cex w16sdtdh w16sdtfl w16du wp14">
   <w:p>
     <w:pPr>
       <w:pStyle w:val="Header"/>
@@ -4454,7 +4886,7 @@
 </file>
 
 <file path=word/header4.xml><?xml version="1.0" encoding="utf-8"?>
-<w:hdr xmlns:wpc="http://schemas.microsoft.com/office/word/2010/wordprocessingCanvas" xmlns:cx="http://schemas.microsoft.com/office/drawing/2014/chartex" xmlns:cx1="http://schemas.microsoft.com/office/drawing/2015/9/8/chartex" xmlns:cx2="http://schemas.microsoft.com/office/drawing/2015/10/21/chartex" xmlns:cx3="http://schemas.microsoft.com/office/drawing/2016/5/9/chartex" xmlns:cx4="http://schemas.microsoft.com/office/drawing/2016/5/10/chartex" xmlns:cx5="http://schemas.microsoft.com/office/drawing/2016/5/11/chartex" xmlns:cx6="http://schemas.microsoft.com/office/drawing/2016/5/12/chartex" xmlns:cx7="http://schemas.microsoft.com/office/drawing/2016/5/13/chartex" xmlns:cx8="http://schemas.microsoft.com/office/drawing/2016/5/14/chartex" xmlns:mc="http://schemas.openxmlformats.org/markup-compatibility/2006" xmlns:aink="http://schemas.microsoft.com/office/drawing/2016/ink" xmlns:am3d="http://schemas.microsoft.com/office/drawing/2017/model3d" xmlns:o="urn:schemas-microsoft-com:office:office" xmlns:oel="http://schemas.microsoft.com/office/2019/extlst" xmlns:r="http://schemas.openxmlformats.org/officeDocument/2006/relationships" xmlns:m="http://schemas.openxmlformats.org/officeDocument/2006/math" xmlns:v="urn:schemas-microsoft-com:vml" xmlns:wp14="http://schemas.microsoft.com/office/word/2010/wordprocessingDrawing" xmlns:wp="http://schemas.openxmlformats.org/drawingml/2006/wordprocessingDrawing" xmlns:w10="urn:schemas-microsoft-com:office:word" xmlns:w="http://schemas.openxmlformats.org/wordprocessingml/2006/main" xmlns:w14="http://schemas.microsoft.com/office/word/2010/wordml" xmlns:w15="http://schemas.microsoft.com/office/word/2012/wordml" xmlns:w16cex="http://schemas.microsoft.com/office/word/2018/wordml/cex" xmlns:w16cid="http://schemas.microsoft.com/office/word/2016/wordml/cid" xmlns:w16="http://schemas.microsoft.com/office/word/2018/wordml" xmlns:w16du="http://schemas.microsoft.com/office/word/2023/wordml/word16du" xmlns:w16sdtdh="http://schemas.microsoft.com/office/word/2020/wordml/sdtdatahash" xmlns:w16sdtfl="http://schemas.microsoft.com/office/word/2024/wordml/sdtformatlock" xmlns:w16se="http://schemas.microsoft.com/office/word/2015/wordml/symex" xmlns:wpg="http://schemas.microsoft.com/office/word/2010/wordprocessingGroup" xmlns:wpi="http://schemas.microsoft.com/office/word/2010/wordprocessingInk" xmlns:wne="http://schemas.microsoft.com/office/word/2006/wordml" xmlns:wps="http://schemas.microsoft.com/office/word/2010/wordprocessingShape" mc:Ignorable="w14 w15 w16se w16cid w16 w16cex w16sdtdh w16sdtfl w16du wp14">
+<w:hdr xmlns:wpc="http://schemas.microsoft.com/office/word/2010/wordprocessingCanvas" xmlns:cx="http://schemas.microsoft.com/office/drawing/2014/chartex" xmlns:cx1="http://schemas.microsoft.com/office/drawing/2015/9/8/chartex" xmlns:cx2="http://schemas.microsoft.com/office/drawing/2015/10/21/chartex" xmlns:cx3="http://schemas.microsoft.com/office/drawing/2016/5/9/chartex" xmlns:cx4="http://schemas.microsoft.com/office/drawing/2016/5/10/chartex" xmlns:cx5="http://schemas.microsoft.com/office/drawing/2016/5/11/chartex" xmlns:cx6="http://schemas.microsoft.com/office/drawing/2016/5/12/chartex" xmlns:cx7="http://schemas.microsoft.com/office/drawing/2016/5/13/chartex" xmlns:cx8="http://schemas.microsoft.com/office/drawing/2016/5/14/chartex" xmlns:mc="http://schemas.openxmlformats.org/markup-compatibility/2006" xmlns:aink="http://schemas.microsoft.com/office/drawing/2016/ink" xmlns:am3d="http://schemas.microsoft.com/office/drawing/2017/model3d" xmlns:o="urn:schemas-microsoft-com:office:office" xmlns:oel="http://schemas.microsoft.com/office/2019/extlst" xmlns:r="http://schemas.openxmlformats.org/officeDocument/2006/relationships" xmlns:m="http://schemas.openxmlformats.org/officeDocument/2006/math" xmlns:v="urn:schemas-microsoft-com:vml" xmlns:wp14="http://schemas.microsoft.com/office/word/2010/wordprocessingDrawing" xmlns:wp="http://schemas.openxmlformats.org/drawingml/2006/wordprocessingDrawing" xmlns:w10="urn:schemas-microsoft-com:office:word" xmlns:w="http://schemas.openxmlformats.org/wordprocessingml/2006/main" xmlns:w14="http://schemas.microsoft.com/office/word/2010/wordml" xmlns:w15="http://schemas.microsoft.com/office/word/2012/wordml" xmlns:w16cei="http://schemas.microsoft.com/office/word/2026/wordml/cei" xmlns:w16cex="http://schemas.microsoft.com/office/word/2018/wordml/cex" xmlns:w16cid="http://schemas.microsoft.com/office/word/2016/wordml/cid" xmlns:w16="http://schemas.microsoft.com/office/word/2018/wordml" xmlns:w16du="http://schemas.microsoft.com/office/word/2023/wordml/word16du" xmlns:w16sdtdh="http://schemas.microsoft.com/office/word/2020/wordml/sdtdatahash" xmlns:w16sdtfl="http://schemas.microsoft.com/office/word/2024/wordml/sdtformatlock" xmlns:w16se="http://schemas.microsoft.com/office/word/2015/wordml/symex" xmlns:wpg="http://schemas.microsoft.com/office/word/2010/wordprocessingGroup" xmlns:wpi="http://schemas.microsoft.com/office/word/2010/wordprocessingInk" xmlns:wne="http://schemas.microsoft.com/office/word/2006/wordml" xmlns:wps="http://schemas.microsoft.com/office/word/2010/wordprocessingShape" mc:Ignorable="w14 w15 w16se w16cid w16 w16cex w16sdtdh w16sdtfl w16du wp14">
   <w:p>
     <w:pPr>
       <w:pStyle w:val="Header"/>
@@ -4464,7 +4896,7 @@
 </file>
 
 <file path=word/numbering.xml><?xml version="1.0" encoding="utf-8"?>
-<w:numbering xmlns:wpc="http://schemas.microsoft.com/office/word/2010/wordprocessingCanvas" xmlns:cx="http://schemas.microsoft.com/office/drawing/2014/chartex" xmlns:cx1="http://schemas.microsoft.com/office/drawing/2015/9/8/chartex" xmlns:cx2="http://schemas.microsoft.com/office/drawing/2015/10/21/chartex" xmlns:cx3="http://schemas.microsoft.com/office/drawing/2016/5/9/chartex" xmlns:cx4="http://schemas.microsoft.com/office/drawing/2016/5/10/chartex" xmlns:cx5="http://schemas.microsoft.com/office/drawing/2016/5/11/chartex" xmlns:cx6="http://schemas.microsoft.com/office/drawing/2016/5/12/chartex" xmlns:cx7="http://schemas.microsoft.com/office/drawing/2016/5/13/chartex" xmlns:cx8="http://schemas.microsoft.com/office/drawing/2016/5/14/chartex" xmlns:mc="http://schemas.openxmlformats.org/markup-compatibility/2006" xmlns:aink="http://schemas.microsoft.com/office/drawing/2016/ink" xmlns:am3d="http://schemas.microsoft.com/office/drawing/2017/model3d" xmlns:o="urn:schemas-microsoft-com:office:office" xmlns:oel="http://schemas.microsoft.com/office/2019/extlst" xmlns:r="http://schemas.openxmlformats.org/officeDocument/2006/relationships" xmlns:m="http://schemas.openxmlformats.org/officeDocument/2006/math" xmlns:v="urn:schemas-microsoft-com:vml" xmlns:wp14="http://schemas.microsoft.com/office/word/2010/wordprocessingDrawing" xmlns:wp="http://schemas.openxmlformats.org/drawingml/2006/wordprocessingDrawing" xmlns:w10="urn:schemas-microsoft-com:office:word" xmlns:w="http://schemas.openxmlformats.org/wordprocessingml/2006/main" xmlns:w14="http://schemas.microsoft.com/office/word/2010/wordml" xmlns:w15="http://schemas.microsoft.com/office/word/2012/wordml" xmlns:w16cex="http://schemas.microsoft.com/office/word/2018/wordml/cex" xmlns:w16cid="http://schemas.microsoft.com/office/word/2016/wordml/cid" xmlns:w16="http://schemas.microsoft.com/office/word/2018/wordml" xmlns:w16du="http://schemas.microsoft.com/office/word/2023/wordml/word16du" xmlns:w16sdtdh="http://schemas.microsoft.com/office/word/2020/wordml/sdtdatahash" xmlns:w16sdtfl="http://schemas.microsoft.com/office/word/2024/wordml/sdtformatlock" xmlns:w16se="http://schemas.microsoft.com/office/word/2015/wordml/symex" xmlns:wpg="http://schemas.microsoft.com/office/word/2010/wordprocessingGroup" xmlns:wpi="http://schemas.microsoft.com/office/word/2010/wordprocessingInk" xmlns:wne="http://schemas.microsoft.com/office/word/2006/wordml" xmlns:wps="http://schemas.microsoft.com/office/word/2010/wordprocessingShape" mc:Ignorable="w14 w15 w16se w16cid w16 w16cex w16sdtdh w16sdtfl w16du wp14">
+<w:numbering xmlns:wpc="http://schemas.microsoft.com/office/word/2010/wordprocessingCanvas" xmlns:cx="http://schemas.microsoft.com/office/drawing/2014/chartex" xmlns:cx1="http://schemas.microsoft.com/office/drawing/2015/9/8/chartex" xmlns:cx2="http://schemas.microsoft.com/office/drawing/2015/10/21/chartex" xmlns:cx3="http://schemas.microsoft.com/office/drawing/2016/5/9/chartex" xmlns:cx4="http://schemas.microsoft.com/office/drawing/2016/5/10/chartex" xmlns:cx5="http://schemas.microsoft.com/office/drawing/2016/5/11/chartex" xmlns:cx6="http://schemas.microsoft.com/office/drawing/2016/5/12/chartex" xmlns:cx7="http://schemas.microsoft.com/office/drawing/2016/5/13/chartex" xmlns:cx8="http://schemas.microsoft.com/office/drawing/2016/5/14/chartex" xmlns:mc="http://schemas.openxmlformats.org/markup-compatibility/2006" xmlns:aink="http://schemas.microsoft.com/office/drawing/2016/ink" xmlns:am3d="http://schemas.microsoft.com/office/drawing/2017/model3d" xmlns:o="urn:schemas-microsoft-com:office:office" xmlns:oel="http://schemas.microsoft.com/office/2019/extlst" xmlns:r="http://schemas.openxmlformats.org/officeDocument/2006/relationships" xmlns:m="http://schemas.openxmlformats.org/officeDocument/2006/math" xmlns:v="urn:schemas-microsoft-com:vml" xmlns:wp14="http://schemas.microsoft.com/office/word/2010/wordprocessingDrawing" xmlns:wp="http://schemas.openxmlformats.org/drawingml/2006/wordprocessingDrawing" xmlns:w10="urn:schemas-microsoft-com:office:word" xmlns:w="http://schemas.openxmlformats.org/wordprocessingml/2006/main" xmlns:w14="http://schemas.microsoft.com/office/word/2010/wordml" xmlns:w15="http://schemas.microsoft.com/office/word/2012/wordml" xmlns:w16cei="http://schemas.microsoft.com/office/word/2026/wordml/cei" xmlns:w16cex="http://schemas.microsoft.com/office/word/2018/wordml/cex" xmlns:w16cid="http://schemas.microsoft.com/office/word/2016/wordml/cid" xmlns:w16="http://schemas.microsoft.com/office/word/2018/wordml" xmlns:w16du="http://schemas.microsoft.com/office/word/2023/wordml/word16du" xmlns:w16sdtdh="http://schemas.microsoft.com/office/word/2020/wordml/sdtdatahash" xmlns:w16sdtfl="http://schemas.microsoft.com/office/word/2024/wordml/sdtformatlock" xmlns:w16se="http://schemas.microsoft.com/office/word/2015/wordml/symex" xmlns:wpg="http://schemas.microsoft.com/office/word/2010/wordprocessingGroup" xmlns:wpi="http://schemas.microsoft.com/office/word/2010/wordprocessingInk" xmlns:wne="http://schemas.microsoft.com/office/word/2006/wordml" xmlns:wps="http://schemas.microsoft.com/office/word/2010/wordprocessingShape" mc:Ignorable="w14 w15 w16se w16cid w16 w16cex w16sdtdh w16sdtfl w16du wp14">
   <w:numPicBullet w:numPicBulletId="0">
     <w:pict>
       <v:shapetype id="_x0000_t75" coordsize="21600,21600" o:spt="75" o:preferrelative="t" path="m@4@5l@4@11@9@11@9@5xe" filled="f" stroked="f">
@@ -8838,7 +9270,6 @@
   <w:style w:type="character" w:default="1" w:styleId="DefaultParagraphFont">
     <w:name w:val="Default Paragraph Font"/>
     <w:uiPriority w:val="1"/>
-    <w:semiHidden/>
     <w:unhideWhenUsed/>
   </w:style>
   <w:style w:type="table" w:default="1" w:styleId="TableNormal">
